--- a/代码开发文档_驭穹稳控-基于MWORKS的四旋翼鲁棒位姿控制与编队安全仿真.docx.docx
+++ b/代码开发文档_驭穹稳控-基于MWORKS的四旋翼鲁棒位姿控制与编队安全仿真.docx.docx
@@ -4,7 +4,7 @@
   <w:body>
     <w:p>
       <w:pPr>
-        <w:pStyle w:val="168"/>
+        <w:pStyle w:val="169"/>
         <w:rPr>
           <w:rFonts w:hint="eastAsia" w:ascii="Times New Roman" w:hAnsi="Times New Roman" w:eastAsia="黑体" w:cs="Times New Roman"/>
           <w:b/>
@@ -24,7 +24,7 @@
     </w:p>
     <w:p>
       <w:pPr>
-        <w:pStyle w:val="168"/>
+        <w:pStyle w:val="169"/>
         <w:rPr>
           <w:rFonts w:hint="eastAsia" w:ascii="Times New Roman" w:hAnsi="Times New Roman" w:eastAsia="黑体" w:cs="Times New Roman"/>
           <w:b/>
@@ -45,7 +45,7 @@
     </w:p>
     <w:p>
       <w:pPr>
-        <w:pStyle w:val="168"/>
+        <w:pStyle w:val="169"/>
         <w:jc w:val="center"/>
         <w:rPr>
           <w:rFonts w:hint="eastAsia" w:ascii="Times New Roman" w:hAnsi="Times New Roman" w:eastAsia="黑体" w:cs="Times New Roman"/>
@@ -104,7 +104,7 @@
     </w:p>
     <w:p>
       <w:pPr>
-        <w:pStyle w:val="168"/>
+        <w:pStyle w:val="169"/>
         <w:rPr>
           <w:rFonts w:hint="eastAsia" w:ascii="黑体" w:hAnsi="黑体" w:eastAsia="黑体" w:cs="黑体"/>
           <w:b/>
@@ -141,7 +141,7 @@
     </w:p>
     <w:p>
       <w:pPr>
-        <w:pStyle w:val="168"/>
+        <w:pStyle w:val="169"/>
         <w:rPr>
           <w:rFonts w:hint="eastAsia" w:ascii="黑体" w:hAnsi="黑体" w:eastAsia="黑体" w:cs="黑体"/>
           <w:b/>
@@ -165,7 +165,7 @@
     </w:p>
     <w:p>
       <w:pPr>
-        <w:pStyle w:val="169"/>
+        <w:pStyle w:val="170"/>
       </w:pPr>
       <w:r>
         <w:rPr>
@@ -179,7 +179,7 @@
     </w:p>
     <w:p>
       <w:pPr>
-        <w:pStyle w:val="170"/>
+        <w:pStyle w:val="171"/>
         <w:rPr>
           <w:rFonts w:hint="eastAsia" w:eastAsia="宋体"/>
           <w:lang w:val="en-US" w:eastAsia="zh-CN"/>
@@ -205,7 +205,7 @@
     </w:p>
     <w:p>
       <w:pPr>
-        <w:pStyle w:val="170"/>
+        <w:pStyle w:val="171"/>
         <w:rPr>
           <w:rFonts w:hint="default" w:eastAsia="宋体"/>
           <w:lang w:val="en-US" w:eastAsia="zh-CN"/>
@@ -251,7 +251,7 @@
     </w:p>
     <w:p>
       <w:pPr>
-        <w:pStyle w:val="170"/>
+        <w:pStyle w:val="171"/>
         <w:rPr>
           <w:rFonts w:hint="default" w:eastAsia="宋体"/>
           <w:lang w:val="en-US" w:eastAsia="zh-CN"/>
@@ -297,7 +297,7 @@
     </w:p>
     <w:p>
       <w:pPr>
-        <w:pStyle w:val="170"/>
+        <w:pStyle w:val="171"/>
         <w:rPr>
           <w:rFonts w:hint="default" w:eastAsia="宋体"/>
           <w:lang w:val="en-US" w:eastAsia="zh-CN"/>
@@ -361,7 +361,7 @@
     </w:p>
     <w:p>
       <w:pPr>
-        <w:pStyle w:val="170"/>
+        <w:pStyle w:val="171"/>
       </w:pPr>
       <w:r>
         <w:rPr>
@@ -394,7 +394,7 @@
     </w:p>
     <w:p>
       <w:pPr>
-        <w:pStyle w:val="166"/>
+        <w:pStyle w:val="167"/>
         <w:keepNext/>
         <w:tabs>
           <w:tab w:val="right" w:leader="dot" w:pos="8957"/>
@@ -440,6 +440,94 @@
           <w:b w:val="0"/>
           <w:color w:val="000000"/>
           <w:sz w:val="20"/>
+          <w:lang w:val="en-US" w:eastAsia="zh-CN"/>
+        </w:rPr>
+        <w:t>3</w:t>
+      </w:r>
+    </w:p>
+    <w:p>
+      <w:pPr>
+        <w:pStyle w:val="168"/>
+        <w:keepNext/>
+        <w:tabs>
+          <w:tab w:val="right" w:leader="dot" w:pos="8957"/>
+        </w:tabs>
+        <w:spacing w:before="12" w:after="12" w:line="259" w:lineRule="auto"/>
+        <w:ind w:left="822" w:right="0" w:firstLine="0"/>
+        <w:jc w:val="left"/>
+        <w:rPr>
+          <w:rFonts w:hint="eastAsia" w:eastAsia="宋体"/>
+          <w:lang w:val="en-US" w:eastAsia="zh-CN"/>
+        </w:rPr>
+      </w:pPr>
+      <w:r>
+        <w:rPr>
+          <w:rFonts w:ascii="Times New Roman" w:hAnsi="Times New Roman" w:eastAsia="宋体"/>
+          <w:b w:val="0"/>
+          <w:color w:val="000000"/>
+          <w:sz w:val="19"/>
+        </w:rPr>
+        <w:t>1.1　文档用途与要求对应</w:t>
+      </w:r>
+      <w:r>
+        <w:rPr>
+          <w:rFonts w:ascii="Times New Roman" w:hAnsi="Times New Roman" w:eastAsia="宋体"/>
+          <w:b w:val="0"/>
+          <w:color w:val="000000"/>
+          <w:sz w:val="19"/>
+        </w:rPr>
+        <w:tab/>
+      </w:r>
+      <w:r>
+        <w:rPr>
+          <w:rFonts w:hint="eastAsia"/>
+          <w:b w:val="0"/>
+          <w:color w:val="000000"/>
+          <w:sz w:val="19"/>
+          <w:lang w:val="en-US" w:eastAsia="zh-CN"/>
+        </w:rPr>
+        <w:t>3</w:t>
+      </w:r>
+    </w:p>
+    <w:p>
+      <w:pPr>
+        <w:pStyle w:val="168"/>
+        <w:keepNext/>
+        <w:tabs>
+          <w:tab w:val="right" w:leader="dot" w:pos="8957"/>
+        </w:tabs>
+        <w:spacing w:before="12" w:after="12" w:line="259" w:lineRule="auto"/>
+        <w:ind w:left="822" w:right="0" w:firstLine="0"/>
+        <w:jc w:val="left"/>
+        <w:rPr>
+          <w:rFonts w:hint="default" w:eastAsia="宋体"/>
+          <w:lang w:val="en-US" w:eastAsia="zh-CN"/>
+        </w:rPr>
+      </w:pPr>
+      <w:r>
+        <w:rPr>
+          <w:rFonts w:ascii="Times New Roman" w:hAnsi="Times New Roman" w:eastAsia="宋体"/>
+          <w:b w:val="0"/>
+          <w:color w:val="000000"/>
+          <w:sz w:val="19"/>
+        </w:rPr>
+        <w:t>1.2　开发环境与阅读入口</w:t>
+      </w:r>
+      <w:r>
+        <w:rPr>
+          <w:rFonts w:ascii="Times New Roman" w:hAnsi="Times New Roman" w:eastAsia="宋体"/>
+          <w:b w:val="0"/>
+          <w:color w:val="000000"/>
+          <w:sz w:val="19"/>
+        </w:rPr>
+        <w:tab/>
+      </w:r>
+      <w:r>
+        <w:rPr>
+          <w:rFonts w:hint="eastAsia"/>
+          <w:b w:val="0"/>
+          <w:color w:val="000000"/>
+          <w:sz w:val="19"/>
           <w:lang w:val="en-US" w:eastAsia="zh-CN"/>
         </w:rPr>
         <w:t>3</w:t>
@@ -452,29 +540,38 @@
         <w:tabs>
           <w:tab w:val="right" w:leader="dot" w:pos="8957"/>
         </w:tabs>
-        <w:spacing w:before="12" w:after="12" w:line="259" w:lineRule="auto"/>
-        <w:ind w:left="822" w:right="0" w:firstLine="0"/>
+        <w:spacing w:before="80" w:after="40" w:line="269" w:lineRule="auto"/>
+        <w:ind w:left="340" w:right="0" w:firstLine="0"/>
         <w:jc w:val="left"/>
         <w:rPr>
           <w:rFonts w:hint="eastAsia" w:eastAsia="宋体"/>
           <w:lang w:val="en-US" w:eastAsia="zh-CN"/>
         </w:rPr>
       </w:pPr>
+      <w:r>
+        <w:rPr>
+          <w:rFonts w:ascii="Times New Roman" w:hAnsi="Times New Roman" w:eastAsia="黑体"/>
+          <w:b/>
+          <w:color w:val="000000"/>
+          <w:sz w:val="21"/>
+        </w:rPr>
+        <w:t>第2章</w:t>
+      </w:r>
       <w:r>
         <w:rPr>
           <w:rFonts w:ascii="Times New Roman" w:hAnsi="Times New Roman" w:eastAsia="宋体"/>
           <w:b w:val="0"/>
           <w:color w:val="000000"/>
-          <w:sz w:val="19"/>
-        </w:rPr>
-        <w:t>1.1　文档用途与要求对应</w:t>
+          <w:sz w:val="21"/>
+        </w:rPr>
+        <w:t>　工程架构与运行流程</w:t>
       </w:r>
       <w:r>
         <w:rPr>
           <w:rFonts w:ascii="Times New Roman" w:hAnsi="Times New Roman" w:eastAsia="宋体"/>
           <w:b w:val="0"/>
           <w:color w:val="000000"/>
-          <w:sz w:val="19"/>
+          <w:sz w:val="20"/>
         </w:rPr>
         <w:tab/>
       </w:r>
@@ -483,15 +580,15 @@
           <w:rFonts w:hint="eastAsia"/>
           <w:b w:val="0"/>
           <w:color w:val="000000"/>
-          <w:sz w:val="19"/>
+          <w:sz w:val="20"/>
           <w:lang w:val="en-US" w:eastAsia="zh-CN"/>
         </w:rPr>
-        <w:t>3</w:t>
+        <w:t>4</w:t>
       </w:r>
     </w:p>
     <w:p>
       <w:pPr>
-        <w:pStyle w:val="167"/>
+        <w:pStyle w:val="168"/>
         <w:keepNext/>
         <w:tabs>
           <w:tab w:val="right" w:leader="dot" w:pos="8957"/>
@@ -500,7 +597,7 @@
         <w:ind w:left="822" w:right="0" w:firstLine="0"/>
         <w:jc w:val="left"/>
         <w:rPr>
-          <w:rFonts w:hint="default" w:eastAsia="宋体"/>
+          <w:rFonts w:hint="eastAsia" w:eastAsia="宋体"/>
           <w:lang w:val="en-US" w:eastAsia="zh-CN"/>
         </w:rPr>
       </w:pPr>
@@ -511,7 +608,7 @@
           <w:color w:val="000000"/>
           <w:sz w:val="19"/>
         </w:rPr>
-        <w:t>1.2　开发环境与阅读入口</w:t>
+        <w:t>2.1　模块结构与职责</w:t>
       </w:r>
       <w:r>
         <w:rPr>
@@ -530,67 +627,12 @@
           <w:sz w:val="19"/>
           <w:lang w:val="en-US" w:eastAsia="zh-CN"/>
         </w:rPr>
-        <w:t>3</w:t>
+        <w:t>4</w:t>
       </w:r>
     </w:p>
     <w:p>
       <w:pPr>
-        <w:pStyle w:val="166"/>
-        <w:keepNext/>
-        <w:tabs>
-          <w:tab w:val="right" w:leader="dot" w:pos="8957"/>
-        </w:tabs>
-        <w:spacing w:before="80" w:after="40" w:line="269" w:lineRule="auto"/>
-        <w:ind w:left="340" w:right="0" w:firstLine="0"/>
-        <w:jc w:val="left"/>
-        <w:rPr>
-          <w:rFonts w:hint="eastAsia" w:eastAsia="宋体"/>
-          <w:lang w:val="en-US" w:eastAsia="zh-CN"/>
-        </w:rPr>
-      </w:pPr>
-      <w:r>
-        <w:rPr>
-          <w:rFonts w:ascii="Times New Roman" w:hAnsi="Times New Roman" w:eastAsia="黑体"/>
-          <w:b/>
-          <w:color w:val="000000"/>
-          <w:sz w:val="21"/>
-        </w:rPr>
-        <w:t>第2章</w:t>
-      </w:r>
-      <w:r>
-        <w:rPr>
-          <w:rFonts w:ascii="Times New Roman" w:hAnsi="Times New Roman" w:eastAsia="宋体"/>
-          <w:b w:val="0"/>
-          <w:color w:val="000000"/>
-          <w:sz w:val="21"/>
-        </w:rPr>
-        <w:t>　工程架构与运行流程</w:t>
-      </w:r>
-      <w:r>
-        <w:rPr>
-          <w:rFonts w:ascii="Times New Roman" w:hAnsi="Times New Roman" w:eastAsia="宋体"/>
-          <w:b w:val="0"/>
-          <w:color w:val="000000"/>
-          <w:sz w:val="20"/>
-        </w:rPr>
-        <w:tab/>
-      </w:r>
-      <w:r>
-        <w:rPr>
-          <w:rFonts w:hint="eastAsia"/>
-          <w:b w:val="0"/>
-          <w:color w:val="000000"/>
-          <w:sz w:val="20"/>
-          <w:lang w:val="en-US" w:eastAsia="zh-CN"/>
-        </w:rPr>
-        <w:t>4</w:t>
-      </w:r>
-      <w:bookmarkStart w:id="0" w:name="_GoBack"/>
-      <w:bookmarkEnd w:id="0"/>
-    </w:p>
-    <w:p>
-      <w:pPr>
-        <w:pStyle w:val="167"/>
+        <w:pStyle w:val="168"/>
         <w:keepNext/>
         <w:tabs>
           <w:tab w:val="right" w:leader="dot" w:pos="8957"/>
@@ -610,7 +652,7 @@
           <w:color w:val="000000"/>
           <w:sz w:val="19"/>
         </w:rPr>
-        <w:t>2.1　模块结构与职责</w:t>
+        <w:t>2.2　仿真与证据处理流程</w:t>
       </w:r>
       <w:r>
         <w:rPr>
@@ -639,50 +681,6 @@
         <w:tabs>
           <w:tab w:val="right" w:leader="dot" w:pos="8957"/>
         </w:tabs>
-        <w:spacing w:before="12" w:after="12" w:line="259" w:lineRule="auto"/>
-        <w:ind w:left="822" w:right="0" w:firstLine="0"/>
-        <w:jc w:val="left"/>
-        <w:rPr>
-          <w:rFonts w:hint="eastAsia" w:eastAsia="宋体"/>
-          <w:lang w:val="en-US" w:eastAsia="zh-CN"/>
-        </w:rPr>
-      </w:pPr>
-      <w:r>
-        <w:rPr>
-          <w:rFonts w:ascii="Times New Roman" w:hAnsi="Times New Roman" w:eastAsia="宋体"/>
-          <w:b w:val="0"/>
-          <w:color w:val="000000"/>
-          <w:sz w:val="19"/>
-        </w:rPr>
-        <w:t>2.2　仿真与证据处理流程</w:t>
-      </w:r>
-      <w:r>
-        <w:rPr>
-          <w:rFonts w:ascii="Times New Roman" w:hAnsi="Times New Roman" w:eastAsia="宋体"/>
-          <w:b w:val="0"/>
-          <w:color w:val="000000"/>
-          <w:sz w:val="19"/>
-        </w:rPr>
-        <w:tab/>
-      </w:r>
-      <w:r>
-        <w:rPr>
-          <w:rFonts w:hint="eastAsia"/>
-          <w:b w:val="0"/>
-          <w:color w:val="000000"/>
-          <w:sz w:val="19"/>
-          <w:lang w:val="en-US" w:eastAsia="zh-CN"/>
-        </w:rPr>
-        <w:t>4</w:t>
-      </w:r>
-    </w:p>
-    <w:p>
-      <w:pPr>
-        <w:pStyle w:val="166"/>
-        <w:keepNext/>
-        <w:tabs>
-          <w:tab w:val="right" w:leader="dot" w:pos="8957"/>
-        </w:tabs>
         <w:spacing w:before="80" w:after="40" w:line="269" w:lineRule="auto"/>
         <w:ind w:left="340" w:right="0" w:firstLine="0"/>
         <w:jc w:val="left"/>
@@ -722,6 +720,84 @@
           <w:sz w:val="20"/>
         </w:rPr>
         <w:t>5</w:t>
+      </w:r>
+    </w:p>
+    <w:p>
+      <w:pPr>
+        <w:pStyle w:val="168"/>
+        <w:keepNext/>
+        <w:tabs>
+          <w:tab w:val="right" w:leader="dot" w:pos="8957"/>
+        </w:tabs>
+        <w:spacing w:before="12" w:after="12" w:line="259" w:lineRule="auto"/>
+        <w:ind w:left="822" w:right="0" w:firstLine="0"/>
+        <w:jc w:val="left"/>
+      </w:pPr>
+      <w:r>
+        <w:rPr>
+          <w:rFonts w:ascii="Times New Roman" w:hAnsi="Times New Roman" w:eastAsia="宋体"/>
+          <w:b w:val="0"/>
+          <w:color w:val="000000"/>
+          <w:sz w:val="19"/>
+        </w:rPr>
+        <w:t>3.1　控制器角色与模块关系</w:t>
+      </w:r>
+      <w:r>
+        <w:rPr>
+          <w:rFonts w:ascii="Times New Roman" w:hAnsi="Times New Roman" w:eastAsia="宋体"/>
+          <w:b w:val="0"/>
+          <w:color w:val="000000"/>
+          <w:sz w:val="19"/>
+        </w:rPr>
+        <w:tab/>
+      </w:r>
+      <w:r>
+        <w:rPr>
+          <w:rFonts w:ascii="Times New Roman" w:hAnsi="Times New Roman" w:eastAsia="宋体"/>
+          <w:b w:val="0"/>
+          <w:color w:val="000000"/>
+          <w:sz w:val="19"/>
+        </w:rPr>
+        <w:t>5</w:t>
+      </w:r>
+    </w:p>
+    <w:p>
+      <w:pPr>
+        <w:pStyle w:val="168"/>
+        <w:keepNext/>
+        <w:tabs>
+          <w:tab w:val="right" w:leader="dot" w:pos="8957"/>
+        </w:tabs>
+        <w:spacing w:before="12" w:after="12" w:line="259" w:lineRule="auto"/>
+        <w:ind w:left="822" w:right="0" w:firstLine="0"/>
+        <w:jc w:val="left"/>
+      </w:pPr>
+      <w:r>
+        <w:rPr>
+          <w:rFonts w:ascii="Times New Roman" w:hAnsi="Times New Roman" w:eastAsia="宋体"/>
+          <w:b w:val="0"/>
+          <w:color w:val="000000"/>
+          <w:sz w:val="19"/>
+        </w:rPr>
+        <w:t>3.2　接口定义与算法替换说明</w:t>
+      </w:r>
+      <w:r>
+        <w:rPr>
+          <w:rFonts w:ascii="Times New Roman" w:hAnsi="Times New Roman" w:eastAsia="宋体"/>
+          <w:b w:val="0"/>
+          <w:color w:val="000000"/>
+          <w:sz w:val="19"/>
+        </w:rPr>
+        <w:tab/>
+      </w:r>
+      <w:r>
+        <w:rPr>
+          <w:rFonts w:ascii="Times New Roman" w:hAnsi="Times New Roman" w:eastAsia="宋体"/>
+          <w:b w:val="0"/>
+          <w:color w:val="000000"/>
+          <w:sz w:val="19"/>
+        </w:rPr>
+        <w:t>6</w:t>
       </w:r>
     </w:p>
     <w:p>
@@ -731,41 +807,55 @@
         <w:tabs>
           <w:tab w:val="right" w:leader="dot" w:pos="8957"/>
         </w:tabs>
-        <w:spacing w:before="12" w:after="12" w:line="259" w:lineRule="auto"/>
-        <w:ind w:left="822" w:right="0" w:firstLine="0"/>
+        <w:spacing w:before="80" w:after="40" w:line="269" w:lineRule="auto"/>
+        <w:ind w:left="340" w:right="0" w:firstLine="0"/>
         <w:jc w:val="left"/>
+        <w:rPr>
+          <w:rFonts w:hint="eastAsia" w:eastAsia="宋体"/>
+          <w:lang w:val="en-US" w:eastAsia="zh-CN"/>
+        </w:rPr>
       </w:pPr>
+      <w:r>
+        <w:rPr>
+          <w:rFonts w:ascii="Times New Roman" w:hAnsi="Times New Roman" w:eastAsia="黑体"/>
+          <w:b/>
+          <w:color w:val="000000"/>
+          <w:sz w:val="21"/>
+        </w:rPr>
+        <w:t>第4章</w:t>
+      </w:r>
       <w:r>
         <w:rPr>
           <w:rFonts w:ascii="Times New Roman" w:hAnsi="Times New Roman" w:eastAsia="宋体"/>
           <w:b w:val="0"/>
           <w:color w:val="000000"/>
-          <w:sz w:val="19"/>
-        </w:rPr>
-        <w:t>3.1　控制器角色与模块关系</w:t>
+          <w:sz w:val="21"/>
+        </w:rPr>
+        <w:t>　扩展、验证与数据追溯</w:t>
       </w:r>
       <w:r>
         <w:rPr>
           <w:rFonts w:ascii="Times New Roman" w:hAnsi="Times New Roman" w:eastAsia="宋体"/>
           <w:b w:val="0"/>
           <w:color w:val="000000"/>
-          <w:sz w:val="19"/>
+          <w:sz w:val="20"/>
         </w:rPr>
         <w:tab/>
       </w:r>
       <w:r>
         <w:rPr>
-          <w:rFonts w:ascii="Times New Roman" w:hAnsi="Times New Roman" w:eastAsia="宋体"/>
+          <w:rFonts w:hint="eastAsia"/>
           <w:b w:val="0"/>
           <w:color w:val="000000"/>
-          <w:sz w:val="19"/>
-        </w:rPr>
-        <w:t>5</w:t>
+          <w:sz w:val="20"/>
+          <w:lang w:val="en-US" w:eastAsia="zh-CN"/>
+        </w:rPr>
+        <w:t>8</w:t>
       </w:r>
     </w:p>
     <w:p>
       <w:pPr>
-        <w:pStyle w:val="167"/>
+        <w:pStyle w:val="168"/>
         <w:keepNext/>
         <w:tabs>
           <w:tab w:val="right" w:leader="dot" w:pos="8957"/>
@@ -773,6 +863,10 @@
         <w:spacing w:before="12" w:after="12" w:line="259" w:lineRule="auto"/>
         <w:ind w:left="822" w:right="0" w:firstLine="0"/>
         <w:jc w:val="left"/>
+        <w:rPr>
+          <w:rFonts w:hint="eastAsia" w:eastAsia="宋体"/>
+          <w:lang w:val="en-US" w:eastAsia="zh-CN"/>
+        </w:rPr>
       </w:pPr>
       <w:r>
         <w:rPr>
@@ -781,7 +875,7 @@
           <w:color w:val="000000"/>
           <w:sz w:val="19"/>
         </w:rPr>
-        <w:t>3.2　接口定义与算法替换说明</w:t>
+        <w:t>4.1　配置、场景与数据组织</w:t>
       </w:r>
       <w:r>
         <w:rPr>
@@ -794,62 +888,10 @@
       </w:r>
       <w:r>
         <w:rPr>
-          <w:rFonts w:ascii="Times New Roman" w:hAnsi="Times New Roman" w:eastAsia="宋体"/>
+          <w:rFonts w:hint="eastAsia"/>
           <w:b w:val="0"/>
           <w:color w:val="000000"/>
           <w:sz w:val="19"/>
-        </w:rPr>
-        <w:t>6</w:t>
-      </w:r>
-    </w:p>
-    <w:p>
-      <w:pPr>
-        <w:pStyle w:val="166"/>
-        <w:keepNext/>
-        <w:tabs>
-          <w:tab w:val="right" w:leader="dot" w:pos="8957"/>
-        </w:tabs>
-        <w:spacing w:before="80" w:after="40" w:line="269" w:lineRule="auto"/>
-        <w:ind w:left="340" w:right="0" w:firstLine="0"/>
-        <w:jc w:val="left"/>
-        <w:rPr>
-          <w:rFonts w:hint="eastAsia" w:eastAsia="宋体"/>
-          <w:lang w:val="en-US" w:eastAsia="zh-CN"/>
-        </w:rPr>
-      </w:pPr>
-      <w:r>
-        <w:rPr>
-          <w:rFonts w:ascii="Times New Roman" w:hAnsi="Times New Roman" w:eastAsia="黑体"/>
-          <w:b/>
-          <w:color w:val="000000"/>
-          <w:sz w:val="21"/>
-        </w:rPr>
-        <w:t>第4章</w:t>
-      </w:r>
-      <w:r>
-        <w:rPr>
-          <w:rFonts w:ascii="Times New Roman" w:hAnsi="Times New Roman" w:eastAsia="宋体"/>
-          <w:b w:val="0"/>
-          <w:color w:val="000000"/>
-          <w:sz w:val="21"/>
-        </w:rPr>
-        <w:t>　扩展、验证与数据追溯</w:t>
-      </w:r>
-      <w:r>
-        <w:rPr>
-          <w:rFonts w:ascii="Times New Roman" w:hAnsi="Times New Roman" w:eastAsia="宋体"/>
-          <w:b w:val="0"/>
-          <w:color w:val="000000"/>
-          <w:sz w:val="20"/>
-        </w:rPr>
-        <w:tab/>
-      </w:r>
-      <w:r>
-        <w:rPr>
-          <w:rFonts w:hint="eastAsia"/>
-          <w:b w:val="0"/>
-          <w:color w:val="000000"/>
-          <w:sz w:val="20"/>
           <w:lang w:val="en-US" w:eastAsia="zh-CN"/>
         </w:rPr>
         <w:t>8</w:t>
@@ -857,7 +899,7 @@
     </w:p>
     <w:p>
       <w:pPr>
-        <w:pStyle w:val="167"/>
+        <w:pStyle w:val="168"/>
         <w:keepNext/>
         <w:tabs>
           <w:tab w:val="right" w:leader="dot" w:pos="8957"/>
@@ -877,7 +919,7 @@
           <w:color w:val="000000"/>
           <w:sz w:val="19"/>
         </w:rPr>
-        <w:t>4.1　配置、场景与数据组织</w:t>
+        <w:t>4.2　算法替换与最小验证</w:t>
       </w:r>
       <w:r>
         <w:rPr>
@@ -896,12 +938,12 @@
           <w:sz w:val="19"/>
           <w:lang w:val="en-US" w:eastAsia="zh-CN"/>
         </w:rPr>
-        <w:t>8</w:t>
+        <w:t>9</w:t>
       </w:r>
     </w:p>
     <w:p>
       <w:pPr>
-        <w:pStyle w:val="167"/>
+        <w:pStyle w:val="168"/>
         <w:keepNext/>
         <w:tabs>
           <w:tab w:val="right" w:leader="dot" w:pos="8957"/>
@@ -910,7 +952,7 @@
         <w:ind w:left="822" w:right="0" w:firstLine="0"/>
         <w:jc w:val="left"/>
         <w:rPr>
-          <w:rFonts w:hint="eastAsia" w:eastAsia="宋体"/>
+          <w:rFonts w:hint="default" w:eastAsia="宋体"/>
           <w:lang w:val="en-US" w:eastAsia="zh-CN"/>
         </w:rPr>
       </w:pPr>
@@ -921,7 +963,7 @@
           <w:color w:val="000000"/>
           <w:sz w:val="19"/>
         </w:rPr>
-        <w:t>4.2　算法替换与最小验证</w:t>
+        <w:t>4.3　分层验证与常见故障</w:t>
       </w:r>
       <w:r>
         <w:rPr>
@@ -950,50 +992,6 @@
         <w:tabs>
           <w:tab w:val="right" w:leader="dot" w:pos="8957"/>
         </w:tabs>
-        <w:spacing w:before="12" w:after="12" w:line="259" w:lineRule="auto"/>
-        <w:ind w:left="822" w:right="0" w:firstLine="0"/>
-        <w:jc w:val="left"/>
-        <w:rPr>
-          <w:rFonts w:hint="default" w:eastAsia="宋体"/>
-          <w:lang w:val="en-US" w:eastAsia="zh-CN"/>
-        </w:rPr>
-      </w:pPr>
-      <w:r>
-        <w:rPr>
-          <w:rFonts w:ascii="Times New Roman" w:hAnsi="Times New Roman" w:eastAsia="宋体"/>
-          <w:b w:val="0"/>
-          <w:color w:val="000000"/>
-          <w:sz w:val="19"/>
-        </w:rPr>
-        <w:t>4.3　分层验证与常见故障</w:t>
-      </w:r>
-      <w:r>
-        <w:rPr>
-          <w:rFonts w:ascii="Times New Roman" w:hAnsi="Times New Roman" w:eastAsia="宋体"/>
-          <w:b w:val="0"/>
-          <w:color w:val="000000"/>
-          <w:sz w:val="19"/>
-        </w:rPr>
-        <w:tab/>
-      </w:r>
-      <w:r>
-        <w:rPr>
-          <w:rFonts w:hint="eastAsia"/>
-          <w:b w:val="0"/>
-          <w:color w:val="000000"/>
-          <w:sz w:val="19"/>
-          <w:lang w:val="en-US" w:eastAsia="zh-CN"/>
-        </w:rPr>
-        <w:t>9</w:t>
-      </w:r>
-    </w:p>
-    <w:p>
-      <w:pPr>
-        <w:pStyle w:val="166"/>
-        <w:keepNext/>
-        <w:tabs>
-          <w:tab w:val="right" w:leader="dot" w:pos="8957"/>
-        </w:tabs>
         <w:spacing w:before="80" w:after="40" w:line="269" w:lineRule="auto"/>
         <w:ind w:left="340" w:right="0" w:firstLine="0"/>
         <w:jc w:val="left"/>
@@ -1051,7 +1049,7 @@
     </w:p>
     <w:p>
       <w:pPr>
-        <w:pStyle w:val="167"/>
+        <w:pStyle w:val="168"/>
         <w:keepNext/>
         <w:tabs>
           <w:tab w:val="right" w:leader="dot" w:pos="8957"/>
@@ -1104,7 +1102,7 @@
     </w:p>
     <w:p>
       <w:pPr>
-        <w:pStyle w:val="167"/>
+        <w:pStyle w:val="168"/>
         <w:keepNext/>
         <w:tabs>
           <w:tab w:val="right" w:leader="dot" w:pos="8957"/>
@@ -1157,7 +1155,7 @@
     </w:p>
     <w:p>
       <w:pPr>
-        <w:pStyle w:val="166"/>
+        <w:pStyle w:val="167"/>
         <w:keepNext w:val="0"/>
         <w:pBdr>
           <w:bottom w:val="single" w:color="000000" w:sz="6" w:space="7"/>
@@ -3339,7 +3337,7 @@
     </w:p>
     <w:p>
       <w:pPr>
-        <w:pStyle w:val="164"/>
+        <w:pStyle w:val="165"/>
         <w:keepLines/>
       </w:pPr>
       <w:r>
@@ -3553,7 +3551,7 @@
     </w:p>
     <w:p>
       <w:pPr>
-        <w:pStyle w:val="164"/>
+        <w:pStyle w:val="165"/>
       </w:pPr>
       <w:r>
         <w:rPr>
@@ -3687,7 +3685,7 @@
           </w:tcPr>
           <w:p>
             <w:pPr>
-              <w:pStyle w:val="165"/>
+              <w:pStyle w:val="166"/>
               <w:spacing w:before="0" w:after="0" w:line="240" w:lineRule="auto"/>
               <w:ind w:firstLine="0"/>
               <w:jc w:val="center"/>
@@ -3719,7 +3717,7 @@
           </w:tcPr>
           <w:p>
             <w:pPr>
-              <w:pStyle w:val="165"/>
+              <w:pStyle w:val="166"/>
               <w:spacing w:before="0" w:after="0" w:line="240" w:lineRule="auto"/>
               <w:ind w:firstLine="0"/>
               <w:jc w:val="center"/>
@@ -3751,7 +3749,7 @@
           </w:tcPr>
           <w:p>
             <w:pPr>
-              <w:pStyle w:val="165"/>
+              <w:pStyle w:val="166"/>
               <w:spacing w:before="0" w:after="0" w:line="240" w:lineRule="auto"/>
               <w:ind w:firstLine="0"/>
               <w:jc w:val="center"/>
@@ -3783,7 +3781,7 @@
           </w:tcPr>
           <w:p>
             <w:pPr>
-              <w:pStyle w:val="165"/>
+              <w:pStyle w:val="166"/>
               <w:spacing w:before="0" w:after="0" w:line="240" w:lineRule="auto"/>
               <w:ind w:firstLine="0"/>
               <w:jc w:val="center"/>
@@ -3834,7 +3832,7 @@
           </w:tcPr>
           <w:p>
             <w:pPr>
-              <w:pStyle w:val="165"/>
+              <w:pStyle w:val="166"/>
               <w:spacing w:before="0" w:after="0" w:line="240" w:lineRule="auto"/>
               <w:ind w:firstLine="0"/>
               <w:jc w:val="center"/>
@@ -3881,7 +3879,7 @@
           </w:tcPr>
           <w:p>
             <w:pPr>
-              <w:pStyle w:val="165"/>
+              <w:pStyle w:val="166"/>
               <w:spacing w:before="0" w:after="0" w:line="240" w:lineRule="auto"/>
               <w:ind w:firstLine="0"/>
               <w:jc w:val="center"/>
@@ -3910,7 +3908,7 @@
           </w:tcPr>
           <w:p>
             <w:pPr>
-              <w:pStyle w:val="165"/>
+              <w:pStyle w:val="166"/>
               <w:spacing w:before="0" w:after="0" w:line="240" w:lineRule="auto"/>
               <w:ind w:firstLine="0"/>
               <w:jc w:val="center"/>
@@ -3939,7 +3937,7 @@
           </w:tcPr>
           <w:p>
             <w:pPr>
-              <w:pStyle w:val="165"/>
+              <w:pStyle w:val="166"/>
               <w:spacing w:before="0" w:after="0" w:line="240" w:lineRule="auto"/>
               <w:ind w:firstLine="0"/>
               <w:jc w:val="center"/>
@@ -3990,7 +3988,7 @@
           </w:tcPr>
           <w:p>
             <w:pPr>
-              <w:pStyle w:val="165"/>
+              <w:pStyle w:val="166"/>
               <w:spacing w:before="0" w:after="0" w:line="240" w:lineRule="auto"/>
               <w:ind w:firstLine="0"/>
               <w:jc w:val="center"/>
@@ -4037,7 +4035,7 @@
           </w:tcPr>
           <w:p>
             <w:pPr>
-              <w:pStyle w:val="165"/>
+              <w:pStyle w:val="166"/>
               <w:spacing w:before="0" w:after="0" w:line="240" w:lineRule="auto"/>
               <w:ind w:firstLine="0"/>
               <w:jc w:val="center"/>
@@ -4066,7 +4064,7 @@
           </w:tcPr>
           <w:p>
             <w:pPr>
-              <w:pStyle w:val="165"/>
+              <w:pStyle w:val="166"/>
               <w:spacing w:before="0" w:after="0" w:line="240" w:lineRule="auto"/>
               <w:ind w:firstLine="0"/>
               <w:jc w:val="center"/>
@@ -4095,7 +4093,7 @@
           </w:tcPr>
           <w:p>
             <w:pPr>
-              <w:pStyle w:val="165"/>
+              <w:pStyle w:val="166"/>
               <w:spacing w:before="0" w:after="0" w:line="240" w:lineRule="auto"/>
               <w:ind w:firstLine="0"/>
               <w:jc w:val="center"/>
@@ -4146,7 +4144,7 @@
           </w:tcPr>
           <w:p>
             <w:pPr>
-              <w:pStyle w:val="165"/>
+              <w:pStyle w:val="166"/>
               <w:spacing w:before="0" w:after="0" w:line="240" w:lineRule="auto"/>
               <w:ind w:firstLine="0"/>
               <w:jc w:val="center"/>
@@ -4193,7 +4191,7 @@
           </w:tcPr>
           <w:p>
             <w:pPr>
-              <w:pStyle w:val="165"/>
+              <w:pStyle w:val="166"/>
               <w:spacing w:before="0" w:after="0" w:line="240" w:lineRule="auto"/>
               <w:ind w:firstLine="0"/>
               <w:jc w:val="center"/>
@@ -4222,7 +4220,7 @@
           </w:tcPr>
           <w:p>
             <w:pPr>
-              <w:pStyle w:val="165"/>
+              <w:pStyle w:val="166"/>
               <w:spacing w:before="0" w:after="0" w:line="240" w:lineRule="auto"/>
               <w:ind w:firstLine="0"/>
               <w:jc w:val="center"/>
@@ -4251,7 +4249,7 @@
           </w:tcPr>
           <w:p>
             <w:pPr>
-              <w:pStyle w:val="165"/>
+              <w:pStyle w:val="166"/>
               <w:spacing w:before="0" w:after="0" w:line="240" w:lineRule="auto"/>
               <w:ind w:firstLine="0"/>
               <w:jc w:val="center"/>
@@ -4302,7 +4300,7 @@
           </w:tcPr>
           <w:p>
             <w:pPr>
-              <w:pStyle w:val="165"/>
+              <w:pStyle w:val="166"/>
               <w:spacing w:before="0" w:after="0" w:line="240" w:lineRule="auto"/>
               <w:ind w:firstLine="0"/>
               <w:jc w:val="center"/>
@@ -4349,7 +4347,7 @@
           </w:tcPr>
           <w:p>
             <w:pPr>
-              <w:pStyle w:val="165"/>
+              <w:pStyle w:val="166"/>
               <w:spacing w:before="0" w:after="0" w:line="240" w:lineRule="auto"/>
               <w:ind w:firstLine="0"/>
               <w:jc w:val="center"/>
@@ -4378,7 +4376,7 @@
           </w:tcPr>
           <w:p>
             <w:pPr>
-              <w:pStyle w:val="165"/>
+              <w:pStyle w:val="166"/>
               <w:spacing w:before="0" w:after="0" w:line="240" w:lineRule="auto"/>
               <w:ind w:firstLine="0"/>
               <w:jc w:val="center"/>
@@ -4407,7 +4405,7 @@
           </w:tcPr>
           <w:p>
             <w:pPr>
-              <w:pStyle w:val="165"/>
+              <w:pStyle w:val="166"/>
               <w:spacing w:before="0" w:after="0" w:line="240" w:lineRule="auto"/>
               <w:ind w:firstLine="0"/>
               <w:jc w:val="center"/>
@@ -4427,7 +4425,7 @@
     </w:tbl>
     <w:p>
       <w:pPr>
-        <w:pStyle w:val="164"/>
+        <w:pStyle w:val="165"/>
       </w:pPr>
       <w:r>
         <w:rPr>
@@ -4750,7 +4748,7 @@
     </w:p>
     <w:p>
       <w:pPr>
-        <w:pStyle w:val="164"/>
+        <w:pStyle w:val="165"/>
         <w:spacing w:before="40" w:after="100" w:line="240" w:lineRule="auto"/>
       </w:pPr>
       <w:r>
@@ -4989,6 +4987,12 @@
             <w:insideH w:val="none" w:color="000000" w:sz="0" w:space="0"/>
             <w:insideV w:val="none" w:color="000000" w:sz="0" w:space="0"/>
           </w:tblBorders>
+          <w:tblCellMar>
+            <w:top w:w="0" w:type="dxa"/>
+            <w:left w:w="108" w:type="dxa"/>
+            <w:bottom w:w="0" w:type="dxa"/>
+            <w:right w:w="108" w:type="dxa"/>
+          </w:tblCellMar>
         </w:tblPrEx>
         <w:trPr>
           <w:cantSplit/>
@@ -5528,7 +5532,7 @@
     </w:tbl>
     <w:p>
       <w:pPr>
-        <w:pStyle w:val="164"/>
+        <w:pStyle w:val="165"/>
         <w:spacing w:before="40" w:after="100" w:line="240" w:lineRule="auto"/>
       </w:pPr>
       <w:r>
@@ -6179,7 +6183,7 @@
     </w:tbl>
     <w:p>
       <w:pPr>
-        <w:pStyle w:val="164"/>
+        <w:pStyle w:val="165"/>
         <w:spacing w:before="40" w:after="100" w:line="240" w:lineRule="auto"/>
       </w:pPr>
       <w:r>
@@ -6900,7 +6904,7 @@
     </w:tbl>
     <w:p>
       <w:pPr>
-        <w:pStyle w:val="164"/>
+        <w:pStyle w:val="165"/>
         <w:spacing w:before="40" w:after="100" w:line="240" w:lineRule="auto"/>
       </w:pPr>
       <w:r>
@@ -7559,7 +7563,7 @@
     </w:tbl>
     <w:p>
       <w:pPr>
-        <w:pStyle w:val="164"/>
+        <w:pStyle w:val="165"/>
         <w:spacing w:before="40" w:after="100" w:line="240" w:lineRule="auto"/>
       </w:pPr>
       <w:r>
@@ -7660,16 +7664,100 @@
         <w:spacing w:before="0" w:after="0" w:line="360" w:lineRule="auto"/>
         <w:ind w:firstLine="480"/>
         <w:jc w:val="both"/>
-      </w:pPr>
-      <w:r>
         <w:rPr>
           <w:rFonts w:ascii="Times New Roman" w:hAnsi="Times New Roman" w:eastAsia="宋体"/>
           <w:color w:val="000000"/>
           <w:sz w:val="24"/>
         </w:rPr>
+      </w:pPr>
+      <w:r>
+        <w:rPr>
+          <w:rFonts w:ascii="Times New Roman" w:hAnsi="Times New Roman" w:eastAsia="宋体"/>
+          <w:color w:val="000000"/>
+          <w:sz w:val="24"/>
+        </w:rPr>
         <w:t>本文说明了A8四旋翼项目的开发入口、工程架构、核心接口、扩展验证、数据追溯和来源维护规则。工程以RA-GCA-CGHTE为默认低层控制器，以PP-CBF为独立上层安全监督器，通过统一接口、显式注册、场景包装和分层测试支持受控算法替换。开发修改应在独立副本中按“预检、备份、修改、验证、记录”顺序完成，并依据场景登记、原始时序数据、指标结果和图件索引核对结论。README、用户手册、仿真分析报告与本文共同构成项目文档体系。</w:t>
       </w:r>
     </w:p>
+    <w:p>
+      <w:pPr>
+        <w:spacing w:before="0" w:after="0" w:line="360" w:lineRule="auto"/>
+        <w:ind w:firstLine="480"/>
+        <w:jc w:val="both"/>
+        <w:rPr>
+          <w:rFonts w:ascii="Times New Roman" w:hAnsi="Times New Roman" w:eastAsia="宋体"/>
+          <w:color w:val="000000"/>
+          <w:sz w:val="24"/>
+        </w:rPr>
+      </w:pPr>
+      <w:bookmarkStart w:id="0" w:name="_GoBack"/>
+      <w:r>
+        <w:rPr>
+          <w:rFonts w:hint="eastAsia" w:ascii="Times New Roman" w:hAnsi="Times New Roman" w:eastAsia="宋体"/>
+          <w:color w:val="000000"/>
+          <w:sz w:val="24"/>
+        </w:rPr>
+        <w:t>本项目已在GitHub开源，仓库包含控制算法、仿真模型、运行脚本、实验数据、成果图件及复现说明。项目地址：</w:t>
+      </w:r>
+      <w:r>
+        <w:rPr>
+          <w:rFonts w:hint="eastAsia" w:ascii="Times New Roman" w:hAnsi="Times New Roman" w:eastAsia="宋体" w:cs="Times New Roman"/>
+          <w:color w:val="000000"/>
+          <w:sz w:val="24"/>
+        </w:rPr>
+        <w:fldChar w:fldCharType="begin"/>
+      </w:r>
+      <w:r>
+        <w:rPr>
+          <w:rFonts w:hint="eastAsia" w:ascii="Times New Roman" w:hAnsi="Times New Roman" w:eastAsia="宋体" w:cs="Times New Roman"/>
+          <w:color w:val="000000"/>
+          <w:sz w:val="24"/>
+        </w:rPr>
+        <w:instrText xml:space="preserve"> HYPERLINK "https://github.com/Jerrysonny/yuqiong-robust-pose-control-quadrotor-formation。" </w:instrText>
+      </w:r>
+      <w:r>
+        <w:rPr>
+          <w:rFonts w:hint="eastAsia" w:ascii="Times New Roman" w:hAnsi="Times New Roman" w:eastAsia="宋体" w:cs="Times New Roman"/>
+          <w:color w:val="000000"/>
+          <w:sz w:val="24"/>
+        </w:rPr>
+        <w:fldChar w:fldCharType="separate"/>
+      </w:r>
+      <w:r>
+        <w:rPr>
+          <w:rStyle w:val="135"/>
+          <w:rFonts w:hint="eastAsia" w:ascii="Times New Roman" w:hAnsi="Times New Roman" w:eastAsia="宋体" w:cs="Times New Roman"/>
+          <w:sz w:val="24"/>
+        </w:rPr>
+        <w:t>https://github.com</w:t>
+      </w:r>
+      <w:r>
+        <w:rPr>
+          <w:rStyle w:val="135"/>
+          <w:rFonts w:hint="eastAsia" w:ascii="Times New Roman" w:hAnsi="Times New Roman" w:eastAsia="宋体" w:cs="Times New Roman"/>
+          <w:sz w:val="24"/>
+          <w:lang w:val="en-US" w:eastAsia="zh-CN"/>
+        </w:rPr>
+        <w:t>/</w:t>
+      </w:r>
+      <w:r>
+        <w:rPr>
+          <w:rStyle w:val="135"/>
+          <w:rFonts w:hint="eastAsia" w:ascii="Times New Roman" w:hAnsi="Times New Roman" w:eastAsia="宋体" w:cs="Times New Roman"/>
+          <w:sz w:val="24"/>
+        </w:rPr>
+        <w:t>Jerrysonny/yuqiong-robust-pose-control-quadrotor-formation</w:t>
+      </w:r>
+      <w:r>
+        <w:rPr>
+          <w:rFonts w:hint="eastAsia" w:ascii="Times New Roman" w:hAnsi="Times New Roman" w:eastAsia="宋体" w:cs="Times New Roman"/>
+          <w:color w:val="000000"/>
+          <w:sz w:val="24"/>
+        </w:rPr>
+        <w:fldChar w:fldCharType="end"/>
+      </w:r>
+    </w:p>
+    <w:bookmarkEnd w:id="0"/>
     <w:sectPr>
       <w:headerReference r:id="rId5" w:type="default"/>
       <w:footerReference r:id="rId6" w:type="default"/>
@@ -8064,11 +8152,11 @@
     <w:lsdException w:uiPriority="99" w:name="endnote reference"/>
     <w:lsdException w:uiPriority="99" w:name="endnote text"/>
     <w:lsdException w:uiPriority="99" w:name="table of authorities"/>
-    <w:lsdException w:uiPriority="99" w:semiHidden="0" w:name="macro"/>
+    <w:lsdException w:qFormat="1" w:uiPriority="99" w:semiHidden="0" w:name="macro"/>
     <w:lsdException w:uiPriority="99" w:name="toa heading"/>
     <w:lsdException w:qFormat="1" w:uiPriority="99" w:semiHidden="0" w:name="List"/>
     <w:lsdException w:qFormat="1" w:uiPriority="99" w:semiHidden="0" w:name="List Bullet"/>
-    <w:lsdException w:uiPriority="99" w:semiHidden="0" w:name="List Number"/>
+    <w:lsdException w:qFormat="1" w:uiPriority="99" w:semiHidden="0" w:name="List Number"/>
     <w:lsdException w:qFormat="1" w:uiPriority="99" w:semiHidden="0" w:name="List 2"/>
     <w:lsdException w:qFormat="1" w:uiPriority="99" w:semiHidden="0" w:name="List 3"/>
     <w:lsdException w:uiPriority="99" w:name="List 4"/>
@@ -8089,7 +8177,7 @@
     <w:lsdException w:uiPriority="99" w:name="Body Text Indent"/>
     <w:lsdException w:qFormat="1" w:uiPriority="99" w:semiHidden="0" w:name="List Continue"/>
     <w:lsdException w:qFormat="1" w:uiPriority="99" w:semiHidden="0" w:name="List Continue 2"/>
-    <w:lsdException w:uiPriority="99" w:semiHidden="0" w:name="List Continue 3"/>
+    <w:lsdException w:qFormat="1" w:uiPriority="99" w:semiHidden="0" w:name="List Continue 3"/>
     <w:lsdException w:uiPriority="99" w:name="List Continue 4"/>
     <w:lsdException w:uiPriority="99" w:name="List Continue 5"/>
     <w:lsdException w:uiPriority="99" w:name="Message Header"/>
@@ -8104,7 +8192,7 @@
     <w:lsdException w:uiPriority="99" w:name="Body Text Indent 2"/>
     <w:lsdException w:uiPriority="99" w:name="Body Text Indent 3"/>
     <w:lsdException w:uiPriority="99" w:name="Block Text"/>
-    <w:lsdException w:uiPriority="99" w:name="Hyperlink"/>
+    <w:lsdException w:qFormat="1" w:unhideWhenUsed="0" w:uiPriority="0" w:semiHidden="0" w:name="Hyperlink"/>
     <w:lsdException w:uiPriority="99" w:name="FollowedHyperlink"/>
     <w:lsdException w:qFormat="1" w:unhideWhenUsed="0" w:uiPriority="22" w:semiHidden="0" w:name="Strong"/>
     <w:lsdException w:qFormat="1" w:unhideWhenUsed="0" w:uiPriority="20" w:semiHidden="0" w:name="Emphasis"/>
@@ -8122,7 +8210,7 @@
     <w:lsdException w:uiPriority="99" w:name="HTML Sample"/>
     <w:lsdException w:uiPriority="99" w:name="HTML Typewriter"/>
     <w:lsdException w:uiPriority="99" w:name="HTML Variable"/>
-    <w:lsdException w:uiPriority="99" w:name="Normal Table"/>
+    <w:lsdException w:qFormat="1" w:uiPriority="99" w:name="Normal Table"/>
     <w:lsdException w:uiPriority="99" w:name="annotation subject"/>
     <w:lsdException w:uiPriority="99" w:name="Table Simple 1"/>
     <w:lsdException w:uiPriority="99" w:name="Table Simple 2"/>
@@ -8172,99 +8260,99 @@
     <w:lsdException w:qFormat="1" w:unhideWhenUsed="0" w:uiPriority="1" w:semiHidden="0" w:name="No Spacing"/>
     <w:lsdException w:unhideWhenUsed="0" w:uiPriority="60" w:semiHidden="0" w:name="Light Shading"/>
     <w:lsdException w:qFormat="1" w:unhideWhenUsed="0" w:uiPriority="61" w:semiHidden="0" w:name="Light List"/>
-    <w:lsdException w:unhideWhenUsed="0" w:uiPriority="62" w:semiHidden="0" w:name="Light Grid"/>
+    <w:lsdException w:qFormat="1" w:unhideWhenUsed="0" w:uiPriority="62" w:semiHidden="0" w:name="Light Grid"/>
     <w:lsdException w:unhideWhenUsed="0" w:uiPriority="63" w:semiHidden="0" w:name="Medium Shading 1"/>
-    <w:lsdException w:unhideWhenUsed="0" w:uiPriority="64" w:semiHidden="0" w:name="Medium Shading 2"/>
-    <w:lsdException w:unhideWhenUsed="0" w:uiPriority="65" w:semiHidden="0" w:name="Medium List 1"/>
-    <w:lsdException w:unhideWhenUsed="0" w:uiPriority="66" w:semiHidden="0" w:name="Medium List 2"/>
-    <w:lsdException w:unhideWhenUsed="0" w:uiPriority="67" w:semiHidden="0" w:name="Medium Grid 1"/>
-    <w:lsdException w:unhideWhenUsed="0" w:uiPriority="68" w:semiHidden="0" w:name="Medium Grid 2"/>
+    <w:lsdException w:qFormat="1" w:unhideWhenUsed="0" w:uiPriority="64" w:semiHidden="0" w:name="Medium Shading 2"/>
+    <w:lsdException w:qFormat="1" w:unhideWhenUsed="0" w:uiPriority="65" w:semiHidden="0" w:name="Medium List 1"/>
+    <w:lsdException w:qFormat="1" w:unhideWhenUsed="0" w:uiPriority="66" w:semiHidden="0" w:name="Medium List 2"/>
+    <w:lsdException w:qFormat="1" w:unhideWhenUsed="0" w:uiPriority="67" w:semiHidden="0" w:name="Medium Grid 1"/>
+    <w:lsdException w:qFormat="1" w:unhideWhenUsed="0" w:uiPriority="68" w:semiHidden="0" w:name="Medium Grid 2"/>
     <w:lsdException w:qFormat="1" w:unhideWhenUsed="0" w:uiPriority="69" w:semiHidden="0" w:name="Medium Grid 3"/>
     <w:lsdException w:unhideWhenUsed="0" w:uiPriority="70" w:semiHidden="0" w:name="Dark List"/>
     <w:lsdException w:unhideWhenUsed="0" w:uiPriority="71" w:semiHidden="0" w:name="Colorful Shading"/>
     <w:lsdException w:qFormat="1" w:unhideWhenUsed="0" w:uiPriority="72" w:semiHidden="0" w:name="Colorful List"/>
     <w:lsdException w:unhideWhenUsed="0" w:uiPriority="73" w:semiHidden="0" w:name="Colorful Grid"/>
-    <w:lsdException w:unhideWhenUsed="0" w:uiPriority="60" w:semiHidden="0" w:name="Light Shading Accent 1"/>
-    <w:lsdException w:unhideWhenUsed="0" w:uiPriority="61" w:semiHidden="0" w:name="Light List Accent 1"/>
-    <w:lsdException w:unhideWhenUsed="0" w:uiPriority="62" w:semiHidden="0" w:name="Light Grid Accent 1"/>
+    <w:lsdException w:qFormat="1" w:unhideWhenUsed="0" w:uiPriority="60" w:semiHidden="0" w:name="Light Shading Accent 1"/>
+    <w:lsdException w:qFormat="1" w:unhideWhenUsed="0" w:uiPriority="61" w:semiHidden="0" w:name="Light List Accent 1"/>
+    <w:lsdException w:qFormat="1" w:unhideWhenUsed="0" w:uiPriority="62" w:semiHidden="0" w:name="Light Grid Accent 1"/>
     <w:lsdException w:qFormat="1" w:unhideWhenUsed="0" w:uiPriority="63" w:semiHidden="0" w:name="Medium Shading 1 Accent 1"/>
-    <w:lsdException w:unhideWhenUsed="0" w:uiPriority="64" w:semiHidden="0" w:name="Medium Shading 2 Accent 1"/>
-    <w:lsdException w:unhideWhenUsed="0" w:uiPriority="65" w:semiHidden="0" w:name="Medium List 1 Accent 1"/>
+    <w:lsdException w:qFormat="1" w:unhideWhenUsed="0" w:uiPriority="64" w:semiHidden="0" w:name="Medium Shading 2 Accent 1"/>
+    <w:lsdException w:qFormat="1" w:unhideWhenUsed="0" w:uiPriority="65" w:semiHidden="0" w:name="Medium List 1 Accent 1"/>
     <w:lsdException w:qFormat="1" w:unhideWhenUsed="0" w:uiPriority="34" w:semiHidden="0" w:name="List Paragraph"/>
     <w:lsdException w:qFormat="1" w:unhideWhenUsed="0" w:uiPriority="29" w:semiHidden="0" w:name="Quote"/>
     <w:lsdException w:qFormat="1" w:unhideWhenUsed="0" w:uiPriority="30" w:semiHidden="0" w:name="Intense Quote"/>
-    <w:lsdException w:unhideWhenUsed="0" w:uiPriority="66" w:semiHidden="0" w:name="Medium List 2 Accent 1"/>
-    <w:lsdException w:unhideWhenUsed="0" w:uiPriority="67" w:semiHidden="0" w:name="Medium Grid 1 Accent 1"/>
-    <w:lsdException w:unhideWhenUsed="0" w:uiPriority="68" w:semiHidden="0" w:name="Medium Grid 2 Accent 1"/>
+    <w:lsdException w:qFormat="1" w:unhideWhenUsed="0" w:uiPriority="66" w:semiHidden="0" w:name="Medium List 2 Accent 1"/>
+    <w:lsdException w:qFormat="1" w:unhideWhenUsed="0" w:uiPriority="67" w:semiHidden="0" w:name="Medium Grid 1 Accent 1"/>
+    <w:lsdException w:qFormat="1" w:unhideWhenUsed="0" w:uiPriority="68" w:semiHidden="0" w:name="Medium Grid 2 Accent 1"/>
     <w:lsdException w:unhideWhenUsed="0" w:uiPriority="69" w:semiHidden="0" w:name="Medium Grid 3 Accent 1"/>
     <w:lsdException w:qFormat="1" w:unhideWhenUsed="0" w:uiPriority="70" w:semiHidden="0" w:name="Dark List Accent 1"/>
     <w:lsdException w:unhideWhenUsed="0" w:uiPriority="71" w:semiHidden="0" w:name="Colorful Shading Accent 1"/>
     <w:lsdException w:unhideWhenUsed="0" w:uiPriority="72" w:semiHidden="0" w:name="Colorful List Accent 1"/>
     <w:lsdException w:unhideWhenUsed="0" w:uiPriority="73" w:semiHidden="0" w:name="Colorful Grid Accent 1"/>
-    <w:lsdException w:unhideWhenUsed="0" w:uiPriority="60" w:semiHidden="0" w:name="Light Shading Accent 2"/>
+    <w:lsdException w:qFormat="1" w:unhideWhenUsed="0" w:uiPriority="60" w:semiHidden="0" w:name="Light Shading Accent 2"/>
     <w:lsdException w:qFormat="1" w:unhideWhenUsed="0" w:uiPriority="61" w:semiHidden="0" w:name="Light List Accent 2"/>
-    <w:lsdException w:unhideWhenUsed="0" w:uiPriority="62" w:semiHidden="0" w:name="Light Grid Accent 2"/>
+    <w:lsdException w:qFormat="1" w:unhideWhenUsed="0" w:uiPriority="62" w:semiHidden="0" w:name="Light Grid Accent 2"/>
     <w:lsdException w:qFormat="1" w:unhideWhenUsed="0" w:uiPriority="63" w:semiHidden="0" w:name="Medium Shading 1 Accent 2"/>
-    <w:lsdException w:unhideWhenUsed="0" w:uiPriority="64" w:semiHidden="0" w:name="Medium Shading 2 Accent 2"/>
-    <w:lsdException w:unhideWhenUsed="0" w:uiPriority="65" w:semiHidden="0" w:name="Medium List 1 Accent 2"/>
-    <w:lsdException w:unhideWhenUsed="0" w:uiPriority="66" w:semiHidden="0" w:name="Medium List 2 Accent 2"/>
-    <w:lsdException w:unhideWhenUsed="0" w:uiPriority="67" w:semiHidden="0" w:name="Medium Grid 1 Accent 2"/>
-    <w:lsdException w:unhideWhenUsed="0" w:uiPriority="68" w:semiHidden="0" w:name="Medium Grid 2 Accent 2"/>
+    <w:lsdException w:qFormat="1" w:unhideWhenUsed="0" w:uiPriority="64" w:semiHidden="0" w:name="Medium Shading 2 Accent 2"/>
+    <w:lsdException w:qFormat="1" w:unhideWhenUsed="0" w:uiPriority="65" w:semiHidden="0" w:name="Medium List 1 Accent 2"/>
+    <w:lsdException w:qFormat="1" w:unhideWhenUsed="0" w:uiPriority="66" w:semiHidden="0" w:name="Medium List 2 Accent 2"/>
+    <w:lsdException w:qFormat="1" w:unhideWhenUsed="0" w:uiPriority="67" w:semiHidden="0" w:name="Medium Grid 1 Accent 2"/>
+    <w:lsdException w:qFormat="1" w:unhideWhenUsed="0" w:uiPriority="68" w:semiHidden="0" w:name="Medium Grid 2 Accent 2"/>
     <w:lsdException w:unhideWhenUsed="0" w:uiPriority="69" w:semiHidden="0" w:name="Medium Grid 3 Accent 2"/>
     <w:lsdException w:unhideWhenUsed="0" w:uiPriority="70" w:semiHidden="0" w:name="Dark List Accent 2"/>
     <w:lsdException w:qFormat="1" w:unhideWhenUsed="0" w:uiPriority="71" w:semiHidden="0" w:name="Colorful Shading Accent 2"/>
     <w:lsdException w:unhideWhenUsed="0" w:uiPriority="72" w:semiHidden="0" w:name="Colorful List Accent 2"/>
     <w:lsdException w:unhideWhenUsed="0" w:uiPriority="73" w:semiHidden="0" w:name="Colorful Grid Accent 2"/>
-    <w:lsdException w:unhideWhenUsed="0" w:uiPriority="60" w:semiHidden="0" w:name="Light Shading Accent 3"/>
+    <w:lsdException w:qFormat="1" w:unhideWhenUsed="0" w:uiPriority="60" w:semiHidden="0" w:name="Light Shading Accent 3"/>
     <w:lsdException w:qFormat="1" w:unhideWhenUsed="0" w:uiPriority="61" w:semiHidden="0" w:name="Light List Accent 3"/>
     <w:lsdException w:unhideWhenUsed="0" w:uiPriority="62" w:semiHidden="0" w:name="Light Grid Accent 3"/>
-    <w:lsdException w:unhideWhenUsed="0" w:uiPriority="63" w:semiHidden="0" w:name="Medium Shading 1 Accent 3"/>
+    <w:lsdException w:qFormat="1" w:unhideWhenUsed="0" w:uiPriority="63" w:semiHidden="0" w:name="Medium Shading 1 Accent 3"/>
     <w:lsdException w:qFormat="1" w:unhideWhenUsed="0" w:uiPriority="64" w:semiHidden="0" w:name="Medium Shading 2 Accent 3"/>
-    <w:lsdException w:unhideWhenUsed="0" w:uiPriority="65" w:semiHidden="0" w:name="Medium List 1 Accent 3"/>
-    <w:lsdException w:unhideWhenUsed="0" w:uiPriority="66" w:semiHidden="0" w:name="Medium List 2 Accent 3"/>
-    <w:lsdException w:unhideWhenUsed="0" w:uiPriority="67" w:semiHidden="0" w:name="Medium Grid 1 Accent 3"/>
-    <w:lsdException w:unhideWhenUsed="0" w:uiPriority="68" w:semiHidden="0" w:name="Medium Grid 2 Accent 3"/>
+    <w:lsdException w:qFormat="1" w:unhideWhenUsed="0" w:uiPriority="65" w:semiHidden="0" w:name="Medium List 1 Accent 3"/>
+    <w:lsdException w:qFormat="1" w:unhideWhenUsed="0" w:uiPriority="66" w:semiHidden="0" w:name="Medium List 2 Accent 3"/>
+    <w:lsdException w:qFormat="1" w:unhideWhenUsed="0" w:uiPriority="67" w:semiHidden="0" w:name="Medium Grid 1 Accent 3"/>
+    <w:lsdException w:qFormat="1" w:unhideWhenUsed="0" w:uiPriority="68" w:semiHidden="0" w:name="Medium Grid 2 Accent 3"/>
     <w:lsdException w:qFormat="1" w:unhideWhenUsed="0" w:uiPriority="69" w:semiHidden="0" w:name="Medium Grid 3 Accent 3"/>
     <w:lsdException w:qFormat="1" w:unhideWhenUsed="0" w:uiPriority="70" w:semiHidden="0" w:name="Dark List Accent 3"/>
     <w:lsdException w:qFormat="1" w:unhideWhenUsed="0" w:uiPriority="71" w:semiHidden="0" w:name="Colorful Shading Accent 3"/>
     <w:lsdException w:unhideWhenUsed="0" w:uiPriority="72" w:semiHidden="0" w:name="Colorful List Accent 3"/>
     <w:lsdException w:qFormat="1" w:unhideWhenUsed="0" w:uiPriority="73" w:semiHidden="0" w:name="Colorful Grid Accent 3"/>
-    <w:lsdException w:unhideWhenUsed="0" w:uiPriority="60" w:semiHidden="0" w:name="Light Shading Accent 4"/>
+    <w:lsdException w:qFormat="1" w:unhideWhenUsed="0" w:uiPriority="60" w:semiHidden="0" w:name="Light Shading Accent 4"/>
     <w:lsdException w:unhideWhenUsed="0" w:uiPriority="61" w:semiHidden="0" w:name="Light List Accent 4"/>
-    <w:lsdException w:unhideWhenUsed="0" w:uiPriority="62" w:semiHidden="0" w:name="Light Grid Accent 4"/>
-    <w:lsdException w:unhideWhenUsed="0" w:uiPriority="63" w:semiHidden="0" w:name="Medium Shading 1 Accent 4"/>
-    <w:lsdException w:unhideWhenUsed="0" w:uiPriority="64" w:semiHidden="0" w:name="Medium Shading 2 Accent 4"/>
-    <w:lsdException w:unhideWhenUsed="0" w:uiPriority="65" w:semiHidden="0" w:name="Medium List 1 Accent 4"/>
-    <w:lsdException w:unhideWhenUsed="0" w:uiPriority="66" w:semiHidden="0" w:name="Medium List 2 Accent 4"/>
-    <w:lsdException w:unhideWhenUsed="0" w:uiPriority="67" w:semiHidden="0" w:name="Medium Grid 1 Accent 4"/>
-    <w:lsdException w:unhideWhenUsed="0" w:uiPriority="68" w:semiHidden="0" w:name="Medium Grid 2 Accent 4"/>
+    <w:lsdException w:qFormat="1" w:unhideWhenUsed="0" w:uiPriority="62" w:semiHidden="0" w:name="Light Grid Accent 4"/>
+    <w:lsdException w:qFormat="1" w:unhideWhenUsed="0" w:uiPriority="63" w:semiHidden="0" w:name="Medium Shading 1 Accent 4"/>
+    <w:lsdException w:qFormat="1" w:unhideWhenUsed="0" w:uiPriority="64" w:semiHidden="0" w:name="Medium Shading 2 Accent 4"/>
+    <w:lsdException w:qFormat="1" w:unhideWhenUsed="0" w:uiPriority="65" w:semiHidden="0" w:name="Medium List 1 Accent 4"/>
+    <w:lsdException w:qFormat="1" w:unhideWhenUsed="0" w:uiPriority="66" w:semiHidden="0" w:name="Medium List 2 Accent 4"/>
+    <w:lsdException w:qFormat="1" w:unhideWhenUsed="0" w:uiPriority="67" w:semiHidden="0" w:name="Medium Grid 1 Accent 4"/>
+    <w:lsdException w:qFormat="1" w:unhideWhenUsed="0" w:uiPriority="68" w:semiHidden="0" w:name="Medium Grid 2 Accent 4"/>
     <w:lsdException w:unhideWhenUsed="0" w:uiPriority="69" w:semiHidden="0" w:name="Medium Grid 3 Accent 4"/>
     <w:lsdException w:unhideWhenUsed="0" w:uiPriority="70" w:semiHidden="0" w:name="Dark List Accent 4"/>
     <w:lsdException w:unhideWhenUsed="0" w:uiPriority="71" w:semiHidden="0" w:name="Colorful Shading Accent 4"/>
     <w:lsdException w:unhideWhenUsed="0" w:uiPriority="72" w:semiHidden="0" w:name="Colorful List Accent 4"/>
     <w:lsdException w:qFormat="1" w:unhideWhenUsed="0" w:uiPriority="73" w:semiHidden="0" w:name="Colorful Grid Accent 4"/>
-    <w:lsdException w:unhideWhenUsed="0" w:uiPriority="60" w:semiHidden="0" w:name="Light Shading Accent 5"/>
+    <w:lsdException w:qFormat="1" w:unhideWhenUsed="0" w:uiPriority="60" w:semiHidden="0" w:name="Light Shading Accent 5"/>
     <w:lsdException w:qFormat="1" w:unhideWhenUsed="0" w:uiPriority="61" w:semiHidden="0" w:name="Light List Accent 5"/>
-    <w:lsdException w:unhideWhenUsed="0" w:uiPriority="62" w:semiHidden="0" w:name="Light Grid Accent 5"/>
-    <w:lsdException w:unhideWhenUsed="0" w:uiPriority="63" w:semiHidden="0" w:name="Medium Shading 1 Accent 5"/>
-    <w:lsdException w:unhideWhenUsed="0" w:uiPriority="64" w:semiHidden="0" w:name="Medium Shading 2 Accent 5"/>
-    <w:lsdException w:unhideWhenUsed="0" w:uiPriority="65" w:semiHidden="0" w:name="Medium List 1 Accent 5"/>
-    <w:lsdException w:unhideWhenUsed="0" w:uiPriority="66" w:semiHidden="0" w:name="Medium List 2 Accent 5"/>
-    <w:lsdException w:unhideWhenUsed="0" w:uiPriority="67" w:semiHidden="0" w:name="Medium Grid 1 Accent 5"/>
+    <w:lsdException w:qFormat="1" w:unhideWhenUsed="0" w:uiPriority="62" w:semiHidden="0" w:name="Light Grid Accent 5"/>
+    <w:lsdException w:qFormat="1" w:unhideWhenUsed="0" w:uiPriority="63" w:semiHidden="0" w:name="Medium Shading 1 Accent 5"/>
+    <w:lsdException w:qFormat="1" w:unhideWhenUsed="0" w:uiPriority="64" w:semiHidden="0" w:name="Medium Shading 2 Accent 5"/>
+    <w:lsdException w:qFormat="1" w:unhideWhenUsed="0" w:uiPriority="65" w:semiHidden="0" w:name="Medium List 1 Accent 5"/>
+    <w:lsdException w:qFormat="1" w:unhideWhenUsed="0" w:uiPriority="66" w:semiHidden="0" w:name="Medium List 2 Accent 5"/>
+    <w:lsdException w:qFormat="1" w:unhideWhenUsed="0" w:uiPriority="67" w:semiHidden="0" w:name="Medium Grid 1 Accent 5"/>
     <w:lsdException w:qFormat="1" w:unhideWhenUsed="0" w:uiPriority="68" w:semiHidden="0" w:name="Medium Grid 2 Accent 5"/>
     <w:lsdException w:unhideWhenUsed="0" w:uiPriority="69" w:semiHidden="0" w:name="Medium Grid 3 Accent 5"/>
     <w:lsdException w:unhideWhenUsed="0" w:uiPriority="70" w:semiHidden="0" w:name="Dark List Accent 5"/>
     <w:lsdException w:unhideWhenUsed="0" w:uiPriority="71" w:semiHidden="0" w:name="Colorful Shading Accent 5"/>
     <w:lsdException w:qFormat="1" w:unhideWhenUsed="0" w:uiPriority="72" w:semiHidden="0" w:name="Colorful List Accent 5"/>
     <w:lsdException w:unhideWhenUsed="0" w:uiPriority="73" w:semiHidden="0" w:name="Colorful Grid Accent 5"/>
-    <w:lsdException w:unhideWhenUsed="0" w:uiPriority="60" w:semiHidden="0" w:name="Light Shading Accent 6"/>
-    <w:lsdException w:unhideWhenUsed="0" w:uiPriority="61" w:semiHidden="0" w:name="Light List Accent 6"/>
+    <w:lsdException w:qFormat="1" w:unhideWhenUsed="0" w:uiPriority="60" w:semiHidden="0" w:name="Light Shading Accent 6"/>
+    <w:lsdException w:qFormat="1" w:unhideWhenUsed="0" w:uiPriority="61" w:semiHidden="0" w:name="Light List Accent 6"/>
     <w:lsdException w:unhideWhenUsed="0" w:uiPriority="62" w:semiHidden="0" w:name="Light Grid Accent 6"/>
-    <w:lsdException w:unhideWhenUsed="0" w:uiPriority="63" w:semiHidden="0" w:name="Medium Shading 1 Accent 6"/>
-    <w:lsdException w:unhideWhenUsed="0" w:uiPriority="64" w:semiHidden="0" w:name="Medium Shading 2 Accent 6"/>
-    <w:lsdException w:unhideWhenUsed="0" w:uiPriority="65" w:semiHidden="0" w:name="Medium List 1 Accent 6"/>
-    <w:lsdException w:unhideWhenUsed="0" w:uiPriority="66" w:semiHidden="0" w:name="Medium List 2 Accent 6"/>
-    <w:lsdException w:unhideWhenUsed="0" w:uiPriority="67" w:semiHidden="0" w:name="Medium Grid 1 Accent 6"/>
+    <w:lsdException w:qFormat="1" w:unhideWhenUsed="0" w:uiPriority="63" w:semiHidden="0" w:name="Medium Shading 1 Accent 6"/>
+    <w:lsdException w:qFormat="1" w:unhideWhenUsed="0" w:uiPriority="64" w:semiHidden="0" w:name="Medium Shading 2 Accent 6"/>
+    <w:lsdException w:qFormat="1" w:unhideWhenUsed="0" w:uiPriority="65" w:semiHidden="0" w:name="Medium List 1 Accent 6"/>
+    <w:lsdException w:qFormat="1" w:unhideWhenUsed="0" w:uiPriority="66" w:semiHidden="0" w:name="Medium List 2 Accent 6"/>
+    <w:lsdException w:qFormat="1" w:unhideWhenUsed="0" w:uiPriority="67" w:semiHidden="0" w:name="Medium Grid 1 Accent 6"/>
     <w:lsdException w:unhideWhenUsed="0" w:uiPriority="68" w:semiHidden="0" w:name="Medium Grid 2 Accent 6"/>
     <w:lsdException w:unhideWhenUsed="0" w:uiPriority="69" w:semiHidden="0" w:name="Medium Grid 3 Accent 6"/>
     <w:lsdException w:unhideWhenUsed="0" w:uiPriority="70" w:semiHidden="0" w:name="Dark List Accent 6"/>
@@ -8292,7 +8380,7 @@
     <w:name w:val="heading 1"/>
     <w:basedOn w:val="1"/>
     <w:next w:val="1"/>
-    <w:link w:val="138"/>
+    <w:link w:val="139"/>
     <w:qFormat/>
     <w:uiPriority w:val="9"/>
     <w:pPr>
@@ -8315,7 +8403,7 @@
     <w:name w:val="heading 2"/>
     <w:basedOn w:val="1"/>
     <w:next w:val="1"/>
-    <w:link w:val="139"/>
+    <w:link w:val="140"/>
     <w:unhideWhenUsed/>
     <w:qFormat/>
     <w:uiPriority w:val="9"/>
@@ -8339,7 +8427,7 @@
     <w:name w:val="heading 3"/>
     <w:basedOn w:val="1"/>
     <w:next w:val="1"/>
-    <w:link w:val="140"/>
+    <w:link w:val="141"/>
     <w:unhideWhenUsed/>
     <w:qFormat/>
     <w:uiPriority w:val="9"/>
@@ -8365,7 +8453,7 @@
     <w:name w:val="heading 4"/>
     <w:basedOn w:val="1"/>
     <w:next w:val="1"/>
-    <w:link w:val="150"/>
+    <w:link w:val="151"/>
     <w:semiHidden/>
     <w:unhideWhenUsed/>
     <w:qFormat/>
@@ -8394,7 +8482,7 @@
     <w:name w:val="heading 5"/>
     <w:basedOn w:val="1"/>
     <w:next w:val="1"/>
-    <w:link w:val="151"/>
+    <w:link w:val="152"/>
     <w:semiHidden/>
     <w:unhideWhenUsed/>
     <w:qFormat/>
@@ -8414,7 +8502,7 @@
     <w:name w:val="heading 6"/>
     <w:basedOn w:val="1"/>
     <w:next w:val="1"/>
-    <w:link w:val="152"/>
+    <w:link w:val="153"/>
     <w:semiHidden/>
     <w:unhideWhenUsed/>
     <w:qFormat/>
@@ -8436,7 +8524,7 @@
     <w:name w:val="heading 7"/>
     <w:basedOn w:val="1"/>
     <w:next w:val="1"/>
-    <w:link w:val="153"/>
+    <w:link w:val="154"/>
     <w:semiHidden/>
     <w:unhideWhenUsed/>
     <w:qFormat/>
@@ -8466,7 +8554,7 @@
     <w:name w:val="heading 8"/>
     <w:basedOn w:val="1"/>
     <w:next w:val="1"/>
-    <w:link w:val="154"/>
+    <w:link w:val="155"/>
     <w:semiHidden/>
     <w:unhideWhenUsed/>
     <w:qFormat/>
@@ -8493,7 +8581,7 @@
     <w:name w:val="heading 9"/>
     <w:basedOn w:val="1"/>
     <w:next w:val="1"/>
-    <w:link w:val="155"/>
+    <w:link w:val="156"/>
     <w:semiHidden/>
     <w:unhideWhenUsed/>
     <w:qFormat/>
@@ -8532,6 +8620,7 @@
     <w:name w:val="Normal Table"/>
     <w:semiHidden/>
     <w:unhideWhenUsed/>
+    <w:qFormat/>
     <w:uiPriority w:val="99"/>
     <w:tblPr>
       <w:tblCellMar>
@@ -8544,8 +8633,9 @@
   </w:style>
   <w:style w:type="paragraph" w:styleId="2">
     <w:name w:val="macro"/>
-    <w:link w:val="147"/>
+    <w:link w:val="148"/>
     <w:unhideWhenUsed/>
+    <w:qFormat/>
     <w:uiPriority w:val="99"/>
     <w:pPr>
       <w:tabs>
@@ -8595,6 +8685,7 @@
     <w:name w:val="List Number"/>
     <w:basedOn w:val="1"/>
     <w:unhideWhenUsed/>
+    <w:qFormat/>
     <w:uiPriority w:val="99"/>
     <w:pPr>
       <w:numPr>
@@ -8642,7 +8733,7 @@
   <w:style w:type="paragraph" w:styleId="17">
     <w:name w:val="Body Text 3"/>
     <w:basedOn w:val="1"/>
-    <w:link w:val="146"/>
+    <w:link w:val="147"/>
     <w:unhideWhenUsed/>
     <w:qFormat/>
     <w:uiPriority w:val="99"/>
@@ -8671,7 +8762,7 @@
   <w:style w:type="paragraph" w:styleId="19">
     <w:name w:val="Body Text"/>
     <w:basedOn w:val="1"/>
-    <w:link w:val="144"/>
+    <w:link w:val="145"/>
     <w:unhideWhenUsed/>
     <w:qFormat/>
     <w:uiPriority w:val="99"/>
@@ -8733,7 +8824,7 @@
   <w:style w:type="paragraph" w:styleId="24">
     <w:name w:val="footer"/>
     <w:basedOn w:val="1"/>
-    <w:link w:val="136"/>
+    <w:link w:val="137"/>
     <w:unhideWhenUsed/>
     <w:qFormat/>
     <w:uiPriority w:val="99"/>
@@ -8748,7 +8839,7 @@
   <w:style w:type="paragraph" w:styleId="25">
     <w:name w:val="header"/>
     <w:basedOn w:val="1"/>
-    <w:link w:val="135"/>
+    <w:link w:val="136"/>
     <w:unhideWhenUsed/>
     <w:uiPriority w:val="99"/>
     <w:pPr>
@@ -8763,7 +8854,7 @@
     <w:name w:val="Subtitle"/>
     <w:basedOn w:val="1"/>
     <w:next w:val="1"/>
-    <w:link w:val="142"/>
+    <w:link w:val="143"/>
     <w:qFormat/>
     <w:uiPriority w:val="11"/>
     <w:rPr>
@@ -8794,7 +8885,7 @@
   <w:style w:type="paragraph" w:styleId="28">
     <w:name w:val="Body Text 2"/>
     <w:basedOn w:val="1"/>
-    <w:link w:val="145"/>
+    <w:link w:val="146"/>
     <w:unhideWhenUsed/>
     <w:qFormat/>
     <w:uiPriority w:val="99"/>
@@ -8818,6 +8909,7 @@
     <w:name w:val="List Continue 3"/>
     <w:basedOn w:val="1"/>
     <w:unhideWhenUsed/>
+    <w:qFormat/>
     <w:uiPriority w:val="99"/>
     <w:pPr>
       <w:spacing w:after="120"/>
@@ -8829,7 +8921,7 @@
     <w:name w:val="Title"/>
     <w:basedOn w:val="1"/>
     <w:next w:val="1"/>
-    <w:link w:val="141"/>
+    <w:link w:val="142"/>
     <w:qFormat/>
     <w:uiPriority w:val="10"/>
     <w:pPr>
@@ -8963,6 +9055,7 @@
   <w:style w:type="table" w:styleId="35">
     <w:name w:val="Light Shading Accent 1"/>
     <w:basedOn w:val="32"/>
+    <w:qFormat/>
     <w:uiPriority w:val="60"/>
     <w:pPr>
       <w:spacing w:after="0" w:line="240" w:lineRule="auto"/>
@@ -9056,6 +9149,7 @@
   <w:style w:type="table" w:styleId="36">
     <w:name w:val="Light Shading Accent 2"/>
     <w:basedOn w:val="32"/>
+    <w:qFormat/>
     <w:uiPriority w:val="60"/>
     <w:pPr>
       <w:spacing w:after="0" w:line="240" w:lineRule="auto"/>
@@ -9149,6 +9243,7 @@
   <w:style w:type="table" w:styleId="37">
     <w:name w:val="Light Shading Accent 3"/>
     <w:basedOn w:val="32"/>
+    <w:qFormat/>
     <w:uiPriority w:val="60"/>
     <w:pPr>
       <w:spacing w:after="0" w:line="240" w:lineRule="auto"/>
@@ -9242,6 +9337,7 @@
   <w:style w:type="table" w:styleId="38">
     <w:name w:val="Light Shading Accent 4"/>
     <w:basedOn w:val="32"/>
+    <w:qFormat/>
     <w:uiPriority w:val="60"/>
     <w:pPr>
       <w:spacing w:after="0" w:line="240" w:lineRule="auto"/>
@@ -9335,6 +9431,7 @@
   <w:style w:type="table" w:styleId="39">
     <w:name w:val="Light Shading Accent 5"/>
     <w:basedOn w:val="32"/>
+    <w:qFormat/>
     <w:uiPriority w:val="60"/>
     <w:pPr>
       <w:spacing w:after="0" w:line="240" w:lineRule="auto"/>
@@ -9428,6 +9525,7 @@
   <w:style w:type="table" w:styleId="40">
     <w:name w:val="Light Shading Accent 6"/>
     <w:basedOn w:val="32"/>
+    <w:qFormat/>
     <w:uiPriority w:val="60"/>
     <w:pPr>
       <w:spacing w:after="0" w:line="240" w:lineRule="auto"/>
@@ -9609,6 +9707,7 @@
   <w:style w:type="table" w:styleId="42">
     <w:name w:val="Light List Accent 1"/>
     <w:basedOn w:val="32"/>
+    <w:qFormat/>
     <w:uiPriority w:val="61"/>
     <w:pPr>
       <w:spacing w:after="0" w:line="240" w:lineRule="auto"/>
@@ -10047,6 +10146,7 @@
   <w:style w:type="table" w:styleId="47">
     <w:name w:val="Light List Accent 6"/>
     <w:basedOn w:val="32"/>
+    <w:qFormat/>
     <w:uiPriority w:val="61"/>
     <w:pPr>
       <w:spacing w:after="0" w:line="240" w:lineRule="auto"/>
@@ -10134,6 +10234,7 @@
   <w:style w:type="table" w:styleId="48">
     <w:name w:val="Light Grid"/>
     <w:basedOn w:val="32"/>
+    <w:qFormat/>
     <w:uiPriority w:val="62"/>
     <w:pPr>
       <w:spacing w:after="0" w:line="240" w:lineRule="auto"/>
@@ -10254,6 +10355,7 @@
   <w:style w:type="table" w:styleId="49">
     <w:name w:val="Light Grid Accent 1"/>
     <w:basedOn w:val="32"/>
+    <w:qFormat/>
     <w:uiPriority w:val="62"/>
     <w:pPr>
       <w:spacing w:after="0" w:line="240" w:lineRule="auto"/>
@@ -10374,6 +10476,7 @@
   <w:style w:type="table" w:styleId="50">
     <w:name w:val="Light Grid Accent 2"/>
     <w:basedOn w:val="32"/>
+    <w:qFormat/>
     <w:uiPriority w:val="62"/>
     <w:pPr>
       <w:spacing w:after="0" w:line="240" w:lineRule="auto"/>
@@ -10614,6 +10717,7 @@
   <w:style w:type="table" w:styleId="52">
     <w:name w:val="Light Grid Accent 4"/>
     <w:basedOn w:val="32"/>
+    <w:qFormat/>
     <w:uiPriority w:val="62"/>
     <w:pPr>
       <w:spacing w:after="0" w:line="240" w:lineRule="auto"/>
@@ -10734,6 +10838,7 @@
   <w:style w:type="table" w:styleId="53">
     <w:name w:val="Light Grid Accent 5"/>
     <w:basedOn w:val="32"/>
+    <w:qFormat/>
     <w:uiPriority w:val="62"/>
     <w:pPr>
       <w:spacing w:after="0" w:line="240" w:lineRule="auto"/>
@@ -11279,6 +11384,7 @@
   <w:style w:type="table" w:styleId="58">
     <w:name w:val="Medium Shading 1 Accent 3"/>
     <w:basedOn w:val="32"/>
+    <w:qFormat/>
     <w:uiPriority w:val="63"/>
     <w:pPr>
       <w:spacing w:after="0" w:line="240" w:lineRule="auto"/>
@@ -11380,6 +11486,7 @@
   <w:style w:type="table" w:styleId="59">
     <w:name w:val="Medium Shading 1 Accent 4"/>
     <w:basedOn w:val="32"/>
+    <w:qFormat/>
     <w:uiPriority w:val="63"/>
     <w:pPr>
       <w:spacing w:after="0" w:line="240" w:lineRule="auto"/>
@@ -11481,6 +11588,7 @@
   <w:style w:type="table" w:styleId="60">
     <w:name w:val="Medium Shading 1 Accent 5"/>
     <w:basedOn w:val="32"/>
+    <w:qFormat/>
     <w:uiPriority w:val="63"/>
     <w:pPr>
       <w:spacing w:after="0" w:line="240" w:lineRule="auto"/>
@@ -11582,6 +11690,7 @@
   <w:style w:type="table" w:styleId="61">
     <w:name w:val="Medium Shading 1 Accent 6"/>
     <w:basedOn w:val="32"/>
+    <w:qFormat/>
     <w:uiPriority w:val="63"/>
     <w:pPr>
       <w:spacing w:after="0" w:line="240" w:lineRule="auto"/>
@@ -11683,6 +11792,7 @@
   <w:style w:type="table" w:styleId="62">
     <w:name w:val="Medium Shading 2"/>
     <w:basedOn w:val="32"/>
+    <w:qFormat/>
     <w:uiPriority w:val="64"/>
     <w:pPr>
       <w:spacing w:after="0" w:line="240" w:lineRule="auto"/>
@@ -11842,6 +11952,7 @@
   <w:style w:type="table" w:styleId="63">
     <w:name w:val="Medium Shading 2 Accent 1"/>
     <w:basedOn w:val="32"/>
+    <w:qFormat/>
     <w:uiPriority w:val="64"/>
     <w:pPr>
       <w:spacing w:after="0" w:line="240" w:lineRule="auto"/>
@@ -12001,6 +12112,7 @@
   <w:style w:type="table" w:styleId="64">
     <w:name w:val="Medium Shading 2 Accent 2"/>
     <w:basedOn w:val="32"/>
+    <w:qFormat/>
     <w:uiPriority w:val="64"/>
     <w:pPr>
       <w:spacing w:after="0" w:line="240" w:lineRule="auto"/>
@@ -12320,6 +12432,7 @@
   <w:style w:type="table" w:styleId="66">
     <w:name w:val="Medium Shading 2 Accent 4"/>
     <w:basedOn w:val="32"/>
+    <w:qFormat/>
     <w:uiPriority w:val="64"/>
     <w:pPr>
       <w:spacing w:after="0" w:line="240" w:lineRule="auto"/>
@@ -12479,6 +12592,7 @@
   <w:style w:type="table" w:styleId="67">
     <w:name w:val="Medium Shading 2 Accent 5"/>
     <w:basedOn w:val="32"/>
+    <w:qFormat/>
     <w:uiPriority w:val="64"/>
     <w:pPr>
       <w:spacing w:after="0" w:line="240" w:lineRule="auto"/>
@@ -12638,6 +12752,7 @@
   <w:style w:type="table" w:styleId="68">
     <w:name w:val="Medium Shading 2 Accent 6"/>
     <w:basedOn w:val="32"/>
+    <w:qFormat/>
     <w:uiPriority w:val="64"/>
     <w:pPr>
       <w:spacing w:after="0" w:line="240" w:lineRule="auto"/>
@@ -12797,6 +12912,7 @@
   <w:style w:type="table" w:styleId="69">
     <w:name w:val="Medium List 1"/>
     <w:basedOn w:val="32"/>
+    <w:qFormat/>
     <w:uiPriority w:val="65"/>
     <w:pPr>
       <w:spacing w:after="0" w:line="240" w:lineRule="auto"/>
@@ -12881,6 +12997,7 @@
   <w:style w:type="table" w:styleId="70">
     <w:name w:val="Medium List 1 Accent 1"/>
     <w:basedOn w:val="32"/>
+    <w:qFormat/>
     <w:uiPriority w:val="65"/>
     <w:pPr>
       <w:spacing w:after="0" w:line="240" w:lineRule="auto"/>
@@ -12965,6 +13082,7 @@
   <w:style w:type="table" w:styleId="71">
     <w:name w:val="Medium List 1 Accent 2"/>
     <w:basedOn w:val="32"/>
+    <w:qFormat/>
     <w:uiPriority w:val="65"/>
     <w:pPr>
       <w:spacing w:after="0" w:line="240" w:lineRule="auto"/>
@@ -13049,6 +13167,7 @@
   <w:style w:type="table" w:styleId="72">
     <w:name w:val="Medium List 1 Accent 3"/>
     <w:basedOn w:val="32"/>
+    <w:qFormat/>
     <w:uiPriority w:val="65"/>
     <w:pPr>
       <w:spacing w:after="0" w:line="240" w:lineRule="auto"/>
@@ -13133,6 +13252,7 @@
   <w:style w:type="table" w:styleId="73">
     <w:name w:val="Medium List 1 Accent 4"/>
     <w:basedOn w:val="32"/>
+    <w:qFormat/>
     <w:uiPriority w:val="65"/>
     <w:pPr>
       <w:spacing w:after="0" w:line="240" w:lineRule="auto"/>
@@ -13217,6 +13337,7 @@
   <w:style w:type="table" w:styleId="74">
     <w:name w:val="Medium List 1 Accent 5"/>
     <w:basedOn w:val="32"/>
+    <w:qFormat/>
     <w:uiPriority w:val="65"/>
     <w:pPr>
       <w:spacing w:after="0" w:line="240" w:lineRule="auto"/>
@@ -13301,6 +13422,7 @@
   <w:style w:type="table" w:styleId="75">
     <w:name w:val="Medium List 1 Accent 6"/>
     <w:basedOn w:val="32"/>
+    <w:qFormat/>
     <w:uiPriority w:val="65"/>
     <w:pPr>
       <w:spacing w:after="0" w:line="240" w:lineRule="auto"/>
@@ -13385,6 +13507,7 @@
   <w:style w:type="table" w:styleId="76">
     <w:name w:val="Medium List 2"/>
     <w:basedOn w:val="32"/>
+    <w:qFormat/>
     <w:uiPriority w:val="66"/>
     <w:pPr>
       <w:spacing w:after="0" w:line="240" w:lineRule="auto"/>
@@ -13508,6 +13631,7 @@
   <w:style w:type="table" w:styleId="77">
     <w:name w:val="Medium List 2 Accent 1"/>
     <w:basedOn w:val="32"/>
+    <w:qFormat/>
     <w:uiPriority w:val="66"/>
     <w:pPr>
       <w:spacing w:after="0" w:line="240" w:lineRule="auto"/>
@@ -13631,6 +13755,7 @@
   <w:style w:type="table" w:styleId="78">
     <w:name w:val="Medium List 2 Accent 2"/>
     <w:basedOn w:val="32"/>
+    <w:qFormat/>
     <w:uiPriority w:val="66"/>
     <w:pPr>
       <w:spacing w:after="0" w:line="240" w:lineRule="auto"/>
@@ -13754,6 +13879,7 @@
   <w:style w:type="table" w:styleId="79">
     <w:name w:val="Medium List 2 Accent 3"/>
     <w:basedOn w:val="32"/>
+    <w:qFormat/>
     <w:uiPriority w:val="66"/>
     <w:pPr>
       <w:spacing w:after="0" w:line="240" w:lineRule="auto"/>
@@ -13877,6 +14003,7 @@
   <w:style w:type="table" w:styleId="80">
     <w:name w:val="Medium List 2 Accent 4"/>
     <w:basedOn w:val="32"/>
+    <w:qFormat/>
     <w:uiPriority w:val="66"/>
     <w:pPr>
       <w:spacing w:after="0" w:line="240" w:lineRule="auto"/>
@@ -14000,6 +14127,7 @@
   <w:style w:type="table" w:styleId="81">
     <w:name w:val="Medium List 2 Accent 5"/>
     <w:basedOn w:val="32"/>
+    <w:qFormat/>
     <w:uiPriority w:val="66"/>
     <w:pPr>
       <w:spacing w:after="0" w:line="240" w:lineRule="auto"/>
@@ -14123,6 +14251,7 @@
   <w:style w:type="table" w:styleId="82">
     <w:name w:val="Medium List 2 Accent 6"/>
     <w:basedOn w:val="32"/>
+    <w:qFormat/>
     <w:uiPriority w:val="66"/>
     <w:pPr>
       <w:spacing w:after="0" w:line="240" w:lineRule="auto"/>
@@ -14246,6 +14375,7 @@
   <w:style w:type="table" w:styleId="83">
     <w:name w:val="Medium Grid 1"/>
     <w:basedOn w:val="32"/>
+    <w:qFormat/>
     <w:uiPriority w:val="67"/>
     <w:pPr>
       <w:spacing w:after="0" w:line="240" w:lineRule="auto"/>
@@ -14309,6 +14439,7 @@
   <w:style w:type="table" w:styleId="84">
     <w:name w:val="Medium Grid 1 Accent 1"/>
     <w:basedOn w:val="32"/>
+    <w:qFormat/>
     <w:uiPriority w:val="67"/>
     <w:pPr>
       <w:spacing w:after="0" w:line="240" w:lineRule="auto"/>
@@ -14372,6 +14503,7 @@
   <w:style w:type="table" w:styleId="85">
     <w:name w:val="Medium Grid 1 Accent 2"/>
     <w:basedOn w:val="32"/>
+    <w:qFormat/>
     <w:uiPriority w:val="67"/>
     <w:pPr>
       <w:spacing w:after="0" w:line="240" w:lineRule="auto"/>
@@ -14435,6 +14567,7 @@
   <w:style w:type="table" w:styleId="86">
     <w:name w:val="Medium Grid 1 Accent 3"/>
     <w:basedOn w:val="32"/>
+    <w:qFormat/>
     <w:uiPriority w:val="67"/>
     <w:pPr>
       <w:spacing w:after="0" w:line="240" w:lineRule="auto"/>
@@ -14498,6 +14631,7 @@
   <w:style w:type="table" w:styleId="87">
     <w:name w:val="Medium Grid 1 Accent 4"/>
     <w:basedOn w:val="32"/>
+    <w:qFormat/>
     <w:uiPriority w:val="67"/>
     <w:pPr>
       <w:spacing w:after="0" w:line="240" w:lineRule="auto"/>
@@ -14561,6 +14695,7 @@
   <w:style w:type="table" w:styleId="88">
     <w:name w:val="Medium Grid 1 Accent 5"/>
     <w:basedOn w:val="32"/>
+    <w:qFormat/>
     <w:uiPriority w:val="67"/>
     <w:pPr>
       <w:spacing w:after="0" w:line="240" w:lineRule="auto"/>
@@ -14624,6 +14759,7 @@
   <w:style w:type="table" w:styleId="89">
     <w:name w:val="Medium Grid 1 Accent 6"/>
     <w:basedOn w:val="32"/>
+    <w:qFormat/>
     <w:uiPriority w:val="67"/>
     <w:pPr>
       <w:spacing w:after="0" w:line="240" w:lineRule="auto"/>
@@ -14687,6 +14823,7 @@
   <w:style w:type="table" w:styleId="90">
     <w:name w:val="Medium Grid 2"/>
     <w:basedOn w:val="32"/>
+    <w:qFormat/>
     <w:uiPriority w:val="68"/>
     <w:pPr>
       <w:spacing w:after="0" w:line="240" w:lineRule="auto"/>
@@ -14827,6 +14964,7 @@
   <w:style w:type="table" w:styleId="91">
     <w:name w:val="Medium Grid 2 Accent 1"/>
     <w:basedOn w:val="32"/>
+    <w:qFormat/>
     <w:uiPriority w:val="68"/>
     <w:pPr>
       <w:spacing w:after="0" w:line="240" w:lineRule="auto"/>
@@ -14967,6 +15105,7 @@
   <w:style w:type="table" w:styleId="92">
     <w:name w:val="Medium Grid 2 Accent 2"/>
     <w:basedOn w:val="32"/>
+    <w:qFormat/>
     <w:uiPriority w:val="68"/>
     <w:pPr>
       <w:spacing w:after="0" w:line="240" w:lineRule="auto"/>
@@ -15107,6 +15246,7 @@
   <w:style w:type="table" w:styleId="93">
     <w:name w:val="Medium Grid 2 Accent 3"/>
     <w:basedOn w:val="32"/>
+    <w:qFormat/>
     <w:uiPriority w:val="68"/>
     <w:pPr>
       <w:spacing w:after="0" w:line="240" w:lineRule="auto"/>
@@ -15247,6 +15387,7 @@
   <w:style w:type="table" w:styleId="94">
     <w:name w:val="Medium Grid 2 Accent 4"/>
     <w:basedOn w:val="32"/>
+    <w:qFormat/>
     <w:uiPriority w:val="68"/>
     <w:pPr>
       <w:spacing w:after="0" w:line="240" w:lineRule="auto"/>
@@ -19750,21 +19891,31 @@
       <w:iCs/>
     </w:rPr>
   </w:style>
-  <w:style w:type="character" w:customStyle="1" w:styleId="135">
+  <w:style w:type="character" w:styleId="135">
+    <w:name w:val="Hyperlink"/>
+    <w:basedOn w:val="132"/>
+    <w:qFormat/>
+    <w:uiPriority w:val="0"/>
+    <w:rPr>
+      <w:color w:val="0000FF"/>
+      <w:u w:val="single"/>
+    </w:rPr>
+  </w:style>
+  <w:style w:type="character" w:customStyle="1" w:styleId="136">
     <w:name w:val="页眉 字符"/>
     <w:basedOn w:val="132"/>
     <w:link w:val="25"/>
     <w:qFormat/>
     <w:uiPriority w:val="99"/>
   </w:style>
-  <w:style w:type="character" w:customStyle="1" w:styleId="136">
+  <w:style w:type="character" w:customStyle="1" w:styleId="137">
     <w:name w:val="页脚 字符"/>
     <w:basedOn w:val="132"/>
     <w:link w:val="24"/>
     <w:qFormat/>
     <w:uiPriority w:val="99"/>
   </w:style>
-  <w:style w:type="paragraph" w:styleId="137">
+  <w:style w:type="paragraph" w:styleId="138">
     <w:name w:val="No Spacing"/>
     <w:qFormat/>
     <w:uiPriority w:val="1"/>
@@ -19778,7 +19929,7 @@
       <w:lang w:val="en-US" w:eastAsia="en-US" w:bidi="ar-SA"/>
     </w:rPr>
   </w:style>
-  <w:style w:type="character" w:customStyle="1" w:styleId="138">
+  <w:style w:type="character" w:customStyle="1" w:styleId="139">
     <w:name w:val="标题 1 字符"/>
     <w:basedOn w:val="132"/>
     <w:link w:val="3"/>
@@ -19793,7 +19944,7 @@
       <w:szCs w:val="28"/>
     </w:rPr>
   </w:style>
-  <w:style w:type="character" w:customStyle="1" w:styleId="139">
+  <w:style w:type="character" w:customStyle="1" w:styleId="140">
     <w:name w:val="标题 2 字符"/>
     <w:basedOn w:val="132"/>
     <w:link w:val="4"/>
@@ -19813,7 +19964,7 @@
       </w14:textFill>
     </w:rPr>
   </w:style>
-  <w:style w:type="character" w:customStyle="1" w:styleId="140">
+  <w:style w:type="character" w:customStyle="1" w:styleId="141">
     <w:name w:val="标题 3 字符"/>
     <w:basedOn w:val="132"/>
     <w:link w:val="5"/>
@@ -19831,7 +19982,7 @@
       </w14:textFill>
     </w:rPr>
   </w:style>
-  <w:style w:type="character" w:customStyle="1" w:styleId="141">
+  <w:style w:type="character" w:customStyle="1" w:styleId="142">
     <w:name w:val="标题 字符"/>
     <w:basedOn w:val="132"/>
     <w:link w:val="31"/>
@@ -19845,7 +19996,7 @@
       <w:szCs w:val="52"/>
     </w:rPr>
   </w:style>
-  <w:style w:type="character" w:customStyle="1" w:styleId="142">
+  <w:style w:type="character" w:customStyle="1" w:styleId="143">
     <w:name w:val="副标题 字符"/>
     <w:basedOn w:val="132"/>
     <w:link w:val="26"/>
@@ -19865,7 +20016,7 @@
       </w14:textFill>
     </w:rPr>
   </w:style>
-  <w:style w:type="paragraph" w:styleId="143">
+  <w:style w:type="paragraph" w:styleId="144">
     <w:name w:val="List Paragraph"/>
     <w:basedOn w:val="1"/>
     <w:qFormat/>
@@ -19875,21 +20026,21 @@
       <w:contextualSpacing/>
     </w:pPr>
   </w:style>
-  <w:style w:type="character" w:customStyle="1" w:styleId="144">
+  <w:style w:type="character" w:customStyle="1" w:styleId="145">
     <w:name w:val="正文文本 字符"/>
     <w:basedOn w:val="132"/>
     <w:link w:val="19"/>
     <w:qFormat/>
     <w:uiPriority w:val="99"/>
   </w:style>
-  <w:style w:type="character" w:customStyle="1" w:styleId="145">
+  <w:style w:type="character" w:customStyle="1" w:styleId="146">
     <w:name w:val="正文文本 2 字符"/>
     <w:basedOn w:val="132"/>
     <w:link w:val="28"/>
     <w:qFormat/>
     <w:uiPriority w:val="99"/>
   </w:style>
-  <w:style w:type="character" w:customStyle="1" w:styleId="146">
+  <w:style w:type="character" w:customStyle="1" w:styleId="147">
     <w:name w:val="正文文本 3 字符"/>
     <w:basedOn w:val="132"/>
     <w:link w:val="17"/>
@@ -19900,7 +20051,7 @@
       <w:szCs w:val="16"/>
     </w:rPr>
   </w:style>
-  <w:style w:type="character" w:customStyle="1" w:styleId="147">
+  <w:style w:type="character" w:customStyle="1" w:styleId="148">
     <w:name w:val="宏文本 字符"/>
     <w:basedOn w:val="132"/>
     <w:link w:val="2"/>
@@ -19911,11 +20062,11 @@
       <w:szCs w:val="20"/>
     </w:rPr>
   </w:style>
-  <w:style w:type="paragraph" w:styleId="148">
+  <w:style w:type="paragraph" w:styleId="149">
     <w:name w:val="Quote"/>
     <w:basedOn w:val="1"/>
     <w:next w:val="1"/>
-    <w:link w:val="149"/>
+    <w:link w:val="150"/>
     <w:qFormat/>
     <w:uiPriority w:val="29"/>
     <w:rPr>
@@ -19929,10 +20080,10 @@
       </w14:textFill>
     </w:rPr>
   </w:style>
-  <w:style w:type="character" w:customStyle="1" w:styleId="149">
+  <w:style w:type="character" w:customStyle="1" w:styleId="150">
     <w:name w:val="引用 字符"/>
     <w:basedOn w:val="132"/>
-    <w:link w:val="148"/>
+    <w:link w:val="149"/>
     <w:uiPriority w:val="29"/>
     <w:rPr>
       <w:i/>
@@ -19945,7 +20096,7 @@
       </w14:textFill>
     </w:rPr>
   </w:style>
-  <w:style w:type="character" w:customStyle="1" w:styleId="150">
+  <w:style w:type="character" w:customStyle="1" w:styleId="151">
     <w:name w:val="标题 4 字符"/>
     <w:basedOn w:val="132"/>
     <w:link w:val="6"/>
@@ -19965,7 +20116,7 @@
       </w14:textFill>
     </w:rPr>
   </w:style>
-  <w:style w:type="character" w:customStyle="1" w:styleId="151">
+  <w:style w:type="character" w:customStyle="1" w:styleId="152">
     <w:name w:val="标题 5 字符"/>
     <w:basedOn w:val="132"/>
     <w:link w:val="7"/>
@@ -19977,7 +20128,7 @@
       <w:color w:val="254061" w:themeColor="accent1" w:themeShade="80"/>
     </w:rPr>
   </w:style>
-  <w:style w:type="character" w:customStyle="1" w:styleId="152">
+  <w:style w:type="character" w:customStyle="1" w:styleId="153">
     <w:name w:val="标题 6 字符"/>
     <w:basedOn w:val="132"/>
     <w:link w:val="8"/>
@@ -19991,7 +20142,7 @@
       <w:color w:val="254061" w:themeColor="accent1" w:themeShade="80"/>
     </w:rPr>
   </w:style>
-  <w:style w:type="character" w:customStyle="1" w:styleId="153">
+  <w:style w:type="character" w:customStyle="1" w:styleId="154">
     <w:name w:val="标题 7 字符"/>
     <w:basedOn w:val="132"/>
     <w:link w:val="9"/>
@@ -20012,7 +20163,7 @@
       </w14:textFill>
     </w:rPr>
   </w:style>
-  <w:style w:type="character" w:customStyle="1" w:styleId="154">
+  <w:style w:type="character" w:customStyle="1" w:styleId="155">
     <w:name w:val="标题 8 字符"/>
     <w:basedOn w:val="132"/>
     <w:link w:val="10"/>
@@ -20030,7 +20181,7 @@
       </w14:textFill>
     </w:rPr>
   </w:style>
-  <w:style w:type="character" w:customStyle="1" w:styleId="155">
+  <w:style w:type="character" w:customStyle="1" w:styleId="156">
     <w:name w:val="标题 9 字符"/>
     <w:basedOn w:val="132"/>
     <w:link w:val="11"/>
@@ -20053,11 +20204,11 @@
       </w14:textFill>
     </w:rPr>
   </w:style>
-  <w:style w:type="paragraph" w:styleId="156">
+  <w:style w:type="paragraph" w:styleId="157">
     <w:name w:val="Intense Quote"/>
     <w:basedOn w:val="1"/>
     <w:next w:val="1"/>
-    <w:link w:val="157"/>
+    <w:link w:val="158"/>
     <w:qFormat/>
     <w:uiPriority w:val="30"/>
     <w:pPr>
@@ -20080,10 +20231,10 @@
       </w14:textFill>
     </w:rPr>
   </w:style>
-  <w:style w:type="character" w:customStyle="1" w:styleId="157">
+  <w:style w:type="character" w:customStyle="1" w:styleId="158">
     <w:name w:val="明显引用 字符"/>
     <w:basedOn w:val="132"/>
-    <w:link w:val="156"/>
+    <w:link w:val="157"/>
     <w:uiPriority w:val="30"/>
     <w:rPr>
       <w:b/>
@@ -20098,7 +20249,7 @@
       </w14:textFill>
     </w:rPr>
   </w:style>
-  <w:style w:type="character" w:customStyle="1" w:styleId="158">
+  <w:style w:type="character" w:customStyle="1" w:styleId="159">
     <w:name w:val="Subtle Emphasis"/>
     <w:basedOn w:val="132"/>
     <w:qFormat/>
@@ -20117,7 +20268,7 @@
       </w14:textFill>
     </w:rPr>
   </w:style>
-  <w:style w:type="character" w:customStyle="1" w:styleId="159">
+  <w:style w:type="character" w:customStyle="1" w:styleId="160">
     <w:name w:val="Intense Emphasis"/>
     <w:basedOn w:val="132"/>
     <w:qFormat/>
@@ -20135,7 +20286,7 @@
       </w14:textFill>
     </w:rPr>
   </w:style>
-  <w:style w:type="character" w:customStyle="1" w:styleId="160">
+  <w:style w:type="character" w:customStyle="1" w:styleId="161">
     <w:name w:val="Subtle Reference"/>
     <w:basedOn w:val="132"/>
     <w:qFormat/>
@@ -20151,7 +20302,7 @@
       </w14:textFill>
     </w:rPr>
   </w:style>
-  <w:style w:type="character" w:customStyle="1" w:styleId="161">
+  <w:style w:type="character" w:customStyle="1" w:styleId="162">
     <w:name w:val="Intense Reference"/>
     <w:basedOn w:val="132"/>
     <w:qFormat/>
@@ -20170,7 +20321,7 @@
       </w14:textFill>
     </w:rPr>
   </w:style>
-  <w:style w:type="character" w:customStyle="1" w:styleId="162">
+  <w:style w:type="character" w:customStyle="1" w:styleId="163">
     <w:name w:val="Book Title"/>
     <w:basedOn w:val="132"/>
     <w:qFormat/>
@@ -20182,7 +20333,7 @@
       <w:spacing w:val="5"/>
     </w:rPr>
   </w:style>
-  <w:style w:type="paragraph" w:customStyle="1" w:styleId="163">
+  <w:style w:type="paragraph" w:customStyle="1" w:styleId="164">
     <w:name w:val="TOC Heading"/>
     <w:basedOn w:val="3"/>
     <w:next w:val="1"/>
@@ -20194,8 +20345,9 @@
       <w:outlineLvl w:val="9"/>
     </w:pPr>
   </w:style>
-  <w:style w:type="paragraph" w:customStyle="1" w:styleId="164">
+  <w:style w:type="paragraph" w:customStyle="1" w:styleId="165">
     <w:name w:val="Source Note"/>
+    <w:qFormat/>
     <w:uiPriority w:val="0"/>
     <w:pPr>
       <w:spacing w:before="0" w:after="60" w:line="240" w:lineRule="auto"/>
@@ -20209,7 +20361,7 @@
       <w:lang w:val="en-US" w:eastAsia="en-US" w:bidi="ar-SA"/>
     </w:rPr>
   </w:style>
-  <w:style w:type="paragraph" w:customStyle="1" w:styleId="165">
+  <w:style w:type="paragraph" w:customStyle="1" w:styleId="166">
     <w:name w:val="Table Text"/>
     <w:uiPriority w:val="0"/>
     <w:pPr>
@@ -20223,7 +20375,7 @@
       <w:lang w:val="en-US" w:eastAsia="en-US" w:bidi="ar-SA"/>
     </w:rPr>
   </w:style>
-  <w:style w:type="paragraph" w:customStyle="1" w:styleId="166">
+  <w:style w:type="paragraph" w:customStyle="1" w:styleId="167">
     <w:name w:val="Compact TOC"/>
     <w:qFormat/>
     <w:uiPriority w:val="0"/>
@@ -20239,7 +20391,7 @@
       <w:lang w:val="en-US" w:eastAsia="en-US" w:bidi="ar-SA"/>
     </w:rPr>
   </w:style>
-  <w:style w:type="paragraph" w:customStyle="1" w:styleId="167">
+  <w:style w:type="paragraph" w:customStyle="1" w:styleId="168">
     <w:name w:val="Compact TOC 2"/>
     <w:qFormat/>
     <w:uiPriority w:val="0"/>
@@ -20255,7 +20407,7 @@
       <w:lang w:val="en-US" w:eastAsia="en-US" w:bidi="ar-SA"/>
     </w:rPr>
   </w:style>
-  <w:style w:type="paragraph" w:customStyle="1" w:styleId="168">
+  <w:style w:type="paragraph" w:customStyle="1" w:styleId="169">
     <w:name w:val="Cover Title"/>
     <w:qFormat/>
     <w:uiPriority w:val="0"/>
@@ -20273,7 +20425,7 @@
       <w:lang w:val="en-US" w:eastAsia="en-US" w:bidi="ar-SA"/>
     </w:rPr>
   </w:style>
-  <w:style w:type="paragraph" w:customStyle="1" w:styleId="169">
+  <w:style w:type="paragraph" w:customStyle="1" w:styleId="170">
     <w:name w:val="Cover Subtitle"/>
     <w:qFormat/>
     <w:uiPriority w:val="0"/>
@@ -20291,7 +20443,7 @@
       <w:lang w:val="en-US" w:eastAsia="en-US" w:bidi="ar-SA"/>
     </w:rPr>
   </w:style>
-  <w:style w:type="paragraph" w:customStyle="1" w:styleId="170">
+  <w:style w:type="paragraph" w:customStyle="1" w:styleId="171">
     <w:name w:val="Cover Metadata"/>
     <w:qFormat/>
     <w:uiPriority w:val="0"/>
